--- a/src/Assets/KANA Tech CV.docx
+++ b/src/Assets/KANA Tech CV.docx
@@ -1,50 +1,52 @@
 
 <file path=word/document.xml><?xml version="1.0" encoding="utf-8"?>
-<w:document xmlns:wpc="http://schemas.microsoft.com/office/word/2010/wordprocessingCanvas" xmlns:cx="http://schemas.microsoft.com/office/drawing/2014/chartex" xmlns:cx1="http://schemas.microsoft.com/office/drawing/2015/9/8/chartex" xmlns:cx2="http://schemas.microsoft.com/office/drawing/2015/10/21/chartex" xmlns:cx3="http://schemas.microsoft.com/office/drawing/2016/5/9/chartex" xmlns:cx4="http://schemas.microsoft.com/office/drawing/2016/5/10/chartex" xmlns:cx5="http://schemas.microsoft.com/office/drawing/2016/5/11/chartex" xmlns:cx6="http://schemas.microsoft.com/office/drawing/2016/5/12/chartex" xmlns:cx7="http://schemas.microsoft.com/office/drawing/2016/5/13/chartex" xmlns:cx8="http://schemas.microsoft.com/office/drawing/2016/5/14/chartex" xmlns:mc="http://schemas.openxmlformats.org/markup-compatibility/2006" xmlns:aink="http://schemas.microsoft.com/office/drawing/2016/ink" xmlns:am3d="http://schemas.microsoft.com/office/drawing/2017/model3d" xmlns:o="urn:schemas-microsoft-com:office:office" xmlns:oel="http://schemas.microsoft.com/office/2019/extlst" xmlns:r="http://schemas.openxmlformats.org/officeDocument/2006/relationships" xmlns:m="http://schemas.openxmlformats.org/officeDocument/2006/math" xmlns:v="urn:schemas-microsoft-com:vml" xmlns:wp14="http://schemas.microsoft.com/office/word/2010/wordprocessingDrawing" xmlns:wp="http://schemas.openxmlformats.org/drawingml/2006/wordprocessingDrawing" xmlns:w10="urn:schemas-microsoft-com:office:word" xmlns:w="http://schemas.openxmlformats.org/wordprocessingml/2006/main" xmlns:w14="http://schemas.microsoft.com/office/word/2010/wordml" xmlns:w15="http://schemas.microsoft.com/office/word/2012/wordml" xmlns:w16cex="http://schemas.microsoft.com/office/word/2018/wordml/cex" xmlns:w16cid="http://schemas.microsoft.com/office/word/2016/wordml/cid" xmlns:w16="http://schemas.microsoft.com/office/word/2018/wordml" xmlns:w16sdtdh="http://schemas.microsoft.com/office/word/2020/wordml/sdtdatahash" xmlns:w16se="http://schemas.microsoft.com/office/word/2015/wordml/symex" xmlns:wpg="http://schemas.microsoft.com/office/word/2010/wordprocessingGroup" xmlns:wpi="http://schemas.microsoft.com/office/word/2010/wordprocessingInk" xmlns:wne="http://schemas.microsoft.com/office/word/2006/wordml" xmlns:wps="http://schemas.microsoft.com/office/word/2010/wordprocessingShape" mc:Ignorable="w14 w15 w16se w16cid w16 w16cex w16sdtdh wp14">
+<w:document xmlns:wpc="http://schemas.microsoft.com/office/word/2010/wordprocessingCanvas" xmlns:cx="http://schemas.microsoft.com/office/drawing/2014/chartex" xmlns:cx1="http://schemas.microsoft.com/office/drawing/2015/9/8/chartex" xmlns:cx2="http://schemas.microsoft.com/office/drawing/2015/10/21/chartex" xmlns:cx3="http://schemas.microsoft.com/office/drawing/2016/5/9/chartex" xmlns:cx4="http://schemas.microsoft.com/office/drawing/2016/5/10/chartex" xmlns:cx5="http://schemas.microsoft.com/office/drawing/2016/5/11/chartex" xmlns:cx6="http://schemas.microsoft.com/office/drawing/2016/5/12/chartex" xmlns:cx7="http://schemas.microsoft.com/office/drawing/2016/5/13/chartex" xmlns:cx8="http://schemas.microsoft.com/office/drawing/2016/5/14/chartex" xmlns:mc="http://schemas.openxmlformats.org/markup-compatibility/2006" xmlns:aink="http://schemas.microsoft.com/office/drawing/2016/ink" xmlns:am3d="http://schemas.microsoft.com/office/drawing/2017/model3d" xmlns:o="urn:schemas-microsoft-com:office:office" xmlns:oel="http://schemas.microsoft.com/office/2019/extlst" xmlns:r="http://schemas.openxmlformats.org/officeDocument/2006/relationships" xmlns:m="http://schemas.openxmlformats.org/officeDocument/2006/math" xmlns:v="urn:schemas-microsoft-com:vml" xmlns:wp14="http://schemas.microsoft.com/office/word/2010/wordprocessingDrawing" xmlns:wp="http://schemas.openxmlformats.org/drawingml/2006/wordprocessingDrawing" xmlns:w10="urn:schemas-microsoft-com:office:word" xmlns:w="http://schemas.openxmlformats.org/wordprocessingml/2006/main" xmlns:w14="http://schemas.microsoft.com/office/word/2010/wordml" xmlns:w15="http://schemas.microsoft.com/office/word/2012/wordml" xmlns:w16cex="http://schemas.microsoft.com/office/word/2018/wordml/cex" xmlns:w16cid="http://schemas.microsoft.com/office/word/2016/wordml/cid" xmlns:w16="http://schemas.microsoft.com/office/word/2018/wordml" xmlns:w16du="http://schemas.microsoft.com/office/word/2023/wordml/word16du" xmlns:w16sdtdh="http://schemas.microsoft.com/office/word/2020/wordml/sdtdatahash" xmlns:w16sdtfl="http://schemas.microsoft.com/office/word/2024/wordml/sdtformatlock" xmlns:w16se="http://schemas.microsoft.com/office/word/2015/wordml/symex" xmlns:wpg="http://schemas.microsoft.com/office/word/2010/wordprocessingGroup" xmlns:wpi="http://schemas.microsoft.com/office/word/2010/wordprocessingInk" xmlns:wne="http://schemas.microsoft.com/office/word/2006/wordml" xmlns:wps="http://schemas.microsoft.com/office/word/2010/wordprocessingShape" mc:Ignorable="w14 w15 w16se w16cid w16 w16cex w16sdtdh w16sdtfl w16du wp14">
   <w:body>
     <w:p>
       <w:pPr>
         <w:jc w:val="center"/>
         <w:rPr>
-          <w:rFonts w:ascii="Consolas" w:hAnsi="Consolas" w:cs="Consolas"/>
-          <w:b/>
-          <w:bCs/>
+          <w:rFonts w:cstheme="minorHAnsi"/>
           <w:sz w:val="48"/>
           <w:szCs w:val="48"/>
         </w:rPr>
       </w:pPr>
       <w:r>
         <w:rPr>
-          <w:rFonts w:ascii="Consolas" w:hAnsi="Consolas" w:cs="Consolas"/>
-          <w:b/>
-          <w:bCs/>
+          <w:rFonts w:cstheme="minorHAnsi"/>
           <w:sz w:val="48"/>
           <w:szCs w:val="48"/>
         </w:rPr>
-        <w:t>KANAYOCHI IFEDIORA</w:t>
-      </w:r>
-    </w:p>
-    <w:p>
-      <w:pPr>
-        <w:jc w:val="center"/>
-        <w:rPr>
-          <w:rFonts w:ascii="Consolas" w:hAnsi="Consolas" w:cs="Consolas"/>
-          <w:b/>
-          <w:bCs/>
+        <w:t>KANAYOCHI IFEDIOR</w:t>
+      </w:r>
+      <w:r>
+        <w:rPr>
+          <w:rFonts w:cstheme="minorHAnsi"/>
           <w:sz w:val="48"/>
           <w:szCs w:val="48"/>
         </w:rPr>
-      </w:pPr>
-    </w:p>
-    <w:p>
-      <w:pPr>
-        <w:rPr>
-          <w:rFonts w:ascii="Consolas" w:hAnsi="Consolas" w:cs="Consolas"/>
-        </w:rPr>
-      </w:pPr>
-      <w:r>
-        <w:rPr>
-          <w:rFonts w:ascii="Consolas" w:hAnsi="Consolas" w:cs="Consolas"/>
+        <w:t>A</w:t>
+      </w:r>
+    </w:p>
+    <w:p>
+      <w:pPr>
+        <w:jc w:val="center"/>
+        <w:rPr>
+          <w:rFonts w:cstheme="minorHAnsi"/>
+          <w:sz w:val="48"/>
+          <w:szCs w:val="48"/>
+        </w:rPr>
+      </w:pPr>
+    </w:p>
+    <w:p>
+      <w:pPr>
+        <w:rPr>
+          <w:rFonts w:cstheme="minorHAnsi"/>
+        </w:rPr>
+      </w:pPr>
+      <w:r>
+        <w:rPr>
+          <w:rFonts w:cstheme="minorHAnsi"/>
         </w:rPr>
         <w:t>82 Railway Terrace,</w:t>
       </w:r>
@@ -52,12 +54,12 @@
     <w:p>
       <w:pPr>
         <w:rPr>
-          <w:rFonts w:ascii="Consolas" w:hAnsi="Consolas" w:cs="Consolas"/>
-        </w:rPr>
-      </w:pPr>
-      <w:r>
-        <w:rPr>
-          <w:rFonts w:ascii="Consolas" w:hAnsi="Consolas" w:cs="Consolas"/>
+          <w:rFonts w:cstheme="minorHAnsi"/>
+        </w:rPr>
+      </w:pPr>
+      <w:r>
+        <w:rPr>
+          <w:rFonts w:cstheme="minorHAnsi"/>
         </w:rPr>
         <w:t>Edwardstown,</w:t>
       </w:r>
@@ -65,12 +67,12 @@
     <w:p>
       <w:pPr>
         <w:rPr>
-          <w:rFonts w:ascii="Consolas" w:hAnsi="Consolas" w:cs="Consolas"/>
-        </w:rPr>
-      </w:pPr>
-      <w:r>
-        <w:rPr>
-          <w:rFonts w:ascii="Consolas" w:hAnsi="Consolas" w:cs="Consolas"/>
+          <w:rFonts w:cstheme="minorHAnsi"/>
+        </w:rPr>
+      </w:pPr>
+      <w:r>
+        <w:rPr>
+          <w:rFonts w:cstheme="minorHAnsi"/>
         </w:rPr>
         <w:t>SA 5039.</w:t>
       </w:r>
@@ -78,12 +80,12 @@
     <w:p>
       <w:pPr>
         <w:rPr>
-          <w:rFonts w:ascii="Consolas" w:hAnsi="Consolas" w:cs="Consolas"/>
-        </w:rPr>
-      </w:pPr>
-      <w:r>
-        <w:rPr>
-          <w:rFonts w:ascii="Consolas" w:hAnsi="Consolas" w:cs="Consolas"/>
+          <w:rFonts w:cstheme="minorHAnsi"/>
+        </w:rPr>
+      </w:pPr>
+      <w:r>
+        <w:rPr>
+          <w:rFonts w:cstheme="minorHAnsi"/>
         </w:rPr>
         <w:t>0423122221.</w:t>
       </w:r>
@@ -91,12 +93,12 @@
     <w:p>
       <w:pPr>
         <w:rPr>
-          <w:rFonts w:ascii="Consolas" w:hAnsi="Consolas" w:cs="Consolas"/>
-        </w:rPr>
-      </w:pPr>
-      <w:r>
-        <w:rPr>
-          <w:rFonts w:ascii="Consolas" w:hAnsi="Consolas" w:cs="Consolas"/>
+          <w:rFonts w:cstheme="minorHAnsi"/>
+        </w:rPr>
+      </w:pPr>
+      <w:r>
+        <w:rPr>
+          <w:rFonts w:cstheme="minorHAnsi"/>
         </w:rPr>
         <w:t>anayoifediora@live.com</w:t>
       </w:r>
@@ -104,14 +106,7 @@
     <w:p>
       <w:pPr>
         <w:rPr>
-          <w:rFonts w:ascii="Consolas" w:hAnsi="Consolas" w:cs="Consolas"/>
-        </w:rPr>
-      </w:pPr>
-    </w:p>
-    <w:p>
-      <w:pPr>
-        <w:rPr>
-          <w:rFonts w:ascii="Consolas" w:hAnsi="Consolas" w:cs="Consolas"/>
+          <w:rFonts w:cstheme="minorHAnsi"/>
         </w:rPr>
       </w:pPr>
     </w:p>
@@ -121,7 +116,7 @@
           <w:bottom w:val="single" w:sz="4" w:space="1" w:color="auto"/>
         </w:pBdr>
         <w:rPr>
-          <w:rFonts w:ascii="Consolas" w:hAnsi="Consolas" w:cs="Consolas"/>
+          <w:rFonts w:cstheme="minorHAnsi"/>
           <w:b/>
           <w:bCs/>
           <w:sz w:val="32"/>
@@ -130,7 +125,7 @@
       </w:pPr>
       <w:r>
         <w:rPr>
-          <w:rFonts w:ascii="Consolas" w:hAnsi="Consolas" w:cs="Consolas"/>
+          <w:rFonts w:cstheme="minorHAnsi"/>
           <w:b/>
           <w:bCs/>
           <w:sz w:val="32"/>
@@ -142,19 +137,20 @@
     <w:p>
       <w:pPr>
         <w:rPr>
-          <w:rFonts w:ascii="Consolas" w:hAnsi="Consolas" w:cs="Consolas"/>
-        </w:rPr>
-      </w:pPr>
-    </w:p>
-    <w:p>
-      <w:pPr>
-        <w:rPr>
-          <w:rFonts w:ascii="Consolas" w:hAnsi="Consolas" w:cs="Consolas"/>
-        </w:rPr>
-      </w:pPr>
-      <w:r>
-        <w:rPr>
-          <w:rFonts w:ascii="Consolas" w:hAnsi="Consolas" w:cs="Consolas"/>
+          <w:rFonts w:cstheme="minorHAnsi"/>
+        </w:rPr>
+      </w:pPr>
+    </w:p>
+    <w:p>
+      <w:pPr>
+        <w:spacing w:line="276" w:lineRule="auto"/>
+        <w:rPr>
+          <w:rFonts w:cstheme="minorHAnsi"/>
+        </w:rPr>
+      </w:pPr>
+      <w:r>
+        <w:rPr>
+          <w:rFonts w:cstheme="minorHAnsi"/>
         </w:rPr>
         <w:t>Enthusiastic Junior Web Developer with a strong foundation in the MERN stack, eager to contribute to dynamic projects and collaborate with talented teams. Adept at designing and implementing user-friendly interfaces, as well as troubleshooting and problem-solving. Seeking an opportunity to leverage technical skills and creativity to create engaging web applications.</w:t>
       </w:r>
@@ -162,7 +158,7 @@
     <w:p>
       <w:pPr>
         <w:rPr>
-          <w:rFonts w:ascii="Consolas" w:hAnsi="Consolas" w:cs="Consolas"/>
+          <w:rFonts w:cstheme="minorHAnsi"/>
         </w:rPr>
       </w:pPr>
     </w:p>
@@ -172,7 +168,7 @@
           <w:bottom w:val="single" w:sz="4" w:space="1" w:color="auto"/>
         </w:pBdr>
         <w:rPr>
-          <w:rFonts w:ascii="Consolas" w:hAnsi="Consolas" w:cs="Consolas"/>
+          <w:rFonts w:cstheme="minorHAnsi"/>
           <w:b/>
           <w:bCs/>
           <w:sz w:val="32"/>
@@ -181,7 +177,7 @@
       </w:pPr>
       <w:r>
         <w:rPr>
-          <w:rFonts w:ascii="Consolas" w:hAnsi="Consolas" w:cs="Consolas"/>
+          <w:rFonts w:cstheme="minorHAnsi"/>
           <w:b/>
           <w:bCs/>
           <w:sz w:val="32"/>
@@ -191,7 +187,7 @@
       </w:r>
       <w:r>
         <w:rPr>
-          <w:rFonts w:ascii="Consolas" w:hAnsi="Consolas" w:cs="Consolas"/>
+          <w:rFonts w:cstheme="minorHAnsi"/>
           <w:b/>
           <w:bCs/>
           <w:sz w:val="32"/>
@@ -203,40 +199,43 @@
     <w:p>
       <w:pPr>
         <w:rPr>
-          <w:rFonts w:ascii="Consolas" w:hAnsi="Consolas" w:cs="Consolas"/>
-        </w:rPr>
-      </w:pPr>
-    </w:p>
-    <w:p>
-      <w:pPr>
-        <w:rPr>
-          <w:rFonts w:ascii="Consolas" w:hAnsi="Consolas" w:cs="Consolas"/>
-        </w:rPr>
-      </w:pPr>
-      <w:proofErr w:type="spellStart"/>
-      <w:r>
-        <w:rPr>
-          <w:rFonts w:ascii="Consolas" w:hAnsi="Consolas" w:cs="Consolas"/>
-        </w:rPr>
-        <w:t>FullStack</w:t>
-      </w:r>
-      <w:proofErr w:type="spellEnd"/>
-      <w:r>
-        <w:rPr>
-          <w:rFonts w:ascii="Consolas" w:hAnsi="Consolas" w:cs="Consolas"/>
+          <w:rFonts w:cstheme="minorHAnsi"/>
+        </w:rPr>
+      </w:pPr>
+    </w:p>
+    <w:p>
+      <w:pPr>
+        <w:rPr>
+          <w:rFonts w:cstheme="minorHAnsi"/>
+        </w:rPr>
+      </w:pPr>
+      <w:r>
+        <w:rPr>
+          <w:rFonts w:cstheme="minorHAnsi"/>
+        </w:rPr>
+        <w:t xml:space="preserve">MERN </w:t>
+      </w:r>
+      <w:r>
+        <w:rPr>
+          <w:rFonts w:cstheme="minorHAnsi"/>
+        </w:rPr>
+        <w:t>Stack</w:t>
+      </w:r>
+      <w:r>
+        <w:rPr>
+          <w:rFonts w:cstheme="minorHAnsi"/>
         </w:rPr>
         <w:t xml:space="preserve"> Web Development Course</w:t>
       </w:r>
-    </w:p>
-    <w:p>
-      <w:pPr>
-        <w:rPr>
-          <w:rFonts w:ascii="Consolas" w:hAnsi="Consolas" w:cs="Consolas"/>
-        </w:rPr>
-      </w:pPr>
-      <w:r>
-        <w:rPr>
-          <w:rFonts w:ascii="Consolas" w:hAnsi="Consolas" w:cs="Consolas"/>
+      <w:r>
+        <w:rPr>
+          <w:rFonts w:cstheme="minorHAnsi"/>
+        </w:rPr>
+        <w:t xml:space="preserve">, </w:t>
+      </w:r>
+      <w:r>
+        <w:rPr>
+          <w:rFonts w:cstheme="minorHAnsi"/>
         </w:rPr>
         <w:t>University of Adelaide</w:t>
       </w:r>
@@ -244,12 +243,12 @@
     <w:p>
       <w:pPr>
         <w:rPr>
-          <w:rFonts w:ascii="Consolas" w:hAnsi="Consolas" w:cs="Consolas"/>
-        </w:rPr>
-      </w:pPr>
-      <w:r>
-        <w:rPr>
-          <w:rFonts w:ascii="Consolas" w:hAnsi="Consolas" w:cs="Consolas"/>
+          <w:rFonts w:cstheme="minorHAnsi"/>
+        </w:rPr>
+      </w:pPr>
+      <w:r>
+        <w:rPr>
+          <w:rFonts w:cstheme="minorHAnsi"/>
         </w:rPr>
         <w:t>Adelaide, South Australia</w:t>
       </w:r>
@@ -257,48 +256,64 @@
     <w:p>
       <w:pPr>
         <w:rPr>
-          <w:rFonts w:ascii="Consolas" w:hAnsi="Consolas" w:cs="Consolas"/>
-        </w:rPr>
-      </w:pPr>
-      <w:r>
-        <w:rPr>
-          <w:rFonts w:ascii="Consolas" w:hAnsi="Consolas" w:cs="Consolas"/>
+          <w:rFonts w:cstheme="minorHAnsi"/>
+          <w:b/>
+          <w:bCs/>
+        </w:rPr>
+      </w:pPr>
+      <w:r>
+        <w:rPr>
+          <w:rFonts w:cstheme="minorHAnsi"/>
+          <w:b/>
+          <w:bCs/>
         </w:rPr>
         <w:t>February</w:t>
       </w:r>
       <w:r>
         <w:rPr>
-          <w:rFonts w:ascii="Consolas" w:hAnsi="Consolas" w:cs="Consolas"/>
+          <w:rFonts w:cstheme="minorHAnsi"/>
+          <w:b/>
+          <w:bCs/>
         </w:rPr>
         <w:t xml:space="preserve"> </w:t>
       </w:r>
       <w:r>
         <w:rPr>
-          <w:rFonts w:ascii="Consolas" w:hAnsi="Consolas" w:cs="Consolas"/>
+          <w:rFonts w:cstheme="minorHAnsi"/>
+          <w:b/>
+          <w:bCs/>
         </w:rPr>
         <w:t>2023</w:t>
       </w:r>
       <w:r>
         <w:rPr>
-          <w:rFonts w:ascii="Consolas" w:hAnsi="Consolas" w:cs="Consolas"/>
+          <w:rFonts w:cstheme="minorHAnsi"/>
+          <w:b/>
+          <w:bCs/>
         </w:rPr>
         <w:t xml:space="preserve"> - </w:t>
       </w:r>
       <w:r>
         <w:rPr>
-          <w:rFonts w:ascii="Consolas" w:hAnsi="Consolas" w:cs="Consolas"/>
+          <w:rFonts w:cstheme="minorHAnsi"/>
+          <w:b/>
+          <w:bCs/>
         </w:rPr>
         <w:t>August</w:t>
       </w:r>
       <w:r>
         <w:rPr>
-          <w:rFonts w:ascii="Consolas" w:hAnsi="Consolas" w:cs="Consolas"/>
+          <w:rFonts w:cstheme="minorHAnsi"/>
+          <w:b/>
+          <w:bCs/>
         </w:rPr>
         <w:t xml:space="preserve"> </w:t>
       </w:r>
       <w:r>
         <w:rPr>
-          <w:rFonts w:ascii="Consolas" w:hAnsi="Consolas" w:cs="Consolas"/>
+          <w:rFonts w:cstheme="minorHAnsi"/>
+          <w:b/>
+          <w:bCs/>
         </w:rPr>
         <w:t>2023</w:t>
       </w:r>
@@ -306,7 +321,7 @@
     <w:p>
       <w:pPr>
         <w:rPr>
-          <w:rFonts w:ascii="Consolas" w:hAnsi="Consolas" w:cs="Consolas"/>
+          <w:rFonts w:cstheme="minorHAnsi"/>
         </w:rPr>
       </w:pPr>
     </w:p>
@@ -316,7 +331,7 @@
           <w:bottom w:val="single" w:sz="4" w:space="1" w:color="auto"/>
         </w:pBdr>
         <w:rPr>
-          <w:rFonts w:ascii="Consolas" w:hAnsi="Consolas" w:cs="Consolas"/>
+          <w:rFonts w:cstheme="minorHAnsi"/>
           <w:b/>
           <w:bCs/>
           <w:sz w:val="32"/>
@@ -325,7 +340,7 @@
       </w:pPr>
       <w:r>
         <w:rPr>
-          <w:rFonts w:ascii="Consolas" w:hAnsi="Consolas" w:cs="Consolas"/>
+          <w:rFonts w:cstheme="minorHAnsi"/>
           <w:b/>
           <w:bCs/>
           <w:sz w:val="32"/>
@@ -337,110 +352,118 @@
     <w:p>
       <w:pPr>
         <w:rPr>
-          <w:rFonts w:ascii="Consolas" w:hAnsi="Consolas" w:cs="Consolas"/>
-        </w:rPr>
-      </w:pPr>
-    </w:p>
-    <w:p>
-      <w:pPr>
-        <w:rPr>
-          <w:rFonts w:ascii="Consolas" w:hAnsi="Consolas" w:cs="Consolas"/>
-        </w:rPr>
-      </w:pPr>
-      <w:r>
-        <w:rPr>
-          <w:rFonts w:ascii="Consolas" w:hAnsi="Consolas" w:cs="Consolas"/>
+          <w:rFonts w:cstheme="minorHAnsi"/>
+        </w:rPr>
+      </w:pPr>
+    </w:p>
+    <w:p>
+      <w:pPr>
+        <w:spacing w:line="276" w:lineRule="auto"/>
+        <w:rPr>
+          <w:rFonts w:cstheme="minorHAnsi"/>
+        </w:rPr>
+      </w:pPr>
+      <w:r>
+        <w:rPr>
+          <w:rFonts w:cstheme="minorHAnsi"/>
         </w:rPr>
         <w:t>- Front-end Development: HTML5, CSS, JavaScript, React, Redux</w:t>
       </w:r>
     </w:p>
     <w:p>
       <w:pPr>
-        <w:rPr>
-          <w:rFonts w:ascii="Consolas" w:hAnsi="Consolas" w:cs="Consolas"/>
-        </w:rPr>
-      </w:pPr>
-      <w:r>
-        <w:rPr>
-          <w:rFonts w:ascii="Consolas" w:hAnsi="Consolas" w:cs="Consolas"/>
+        <w:spacing w:line="276" w:lineRule="auto"/>
+        <w:rPr>
+          <w:rFonts w:cstheme="minorHAnsi"/>
+        </w:rPr>
+      </w:pPr>
+      <w:r>
+        <w:rPr>
+          <w:rFonts w:cstheme="minorHAnsi"/>
         </w:rPr>
         <w:t>- Back-end Development: Node.js, Express.js, MongoDB</w:t>
       </w:r>
     </w:p>
     <w:p>
       <w:pPr>
-        <w:rPr>
-          <w:rFonts w:ascii="Consolas" w:hAnsi="Consolas" w:cs="Consolas"/>
-        </w:rPr>
-      </w:pPr>
-      <w:r>
-        <w:rPr>
-          <w:rFonts w:ascii="Consolas" w:hAnsi="Consolas" w:cs="Consolas"/>
+        <w:spacing w:line="276" w:lineRule="auto"/>
+        <w:rPr>
+          <w:rFonts w:cstheme="minorHAnsi"/>
+        </w:rPr>
+      </w:pPr>
+      <w:r>
+        <w:rPr>
+          <w:rFonts w:cstheme="minorHAnsi"/>
         </w:rPr>
         <w:t>- Version Control: Git, GitHub</w:t>
       </w:r>
     </w:p>
     <w:p>
       <w:pPr>
-        <w:rPr>
-          <w:rFonts w:ascii="Consolas" w:hAnsi="Consolas" w:cs="Consolas"/>
-        </w:rPr>
-      </w:pPr>
-      <w:r>
-        <w:rPr>
-          <w:rFonts w:ascii="Consolas" w:hAnsi="Consolas" w:cs="Consolas"/>
+        <w:spacing w:line="276" w:lineRule="auto"/>
+        <w:rPr>
+          <w:rFonts w:cstheme="minorHAnsi"/>
+        </w:rPr>
+      </w:pPr>
+      <w:r>
+        <w:rPr>
+          <w:rFonts w:cstheme="minorHAnsi"/>
         </w:rPr>
         <w:t>- Responsive Web Design</w:t>
       </w:r>
     </w:p>
     <w:p>
       <w:pPr>
-        <w:rPr>
-          <w:rFonts w:ascii="Consolas" w:hAnsi="Consolas" w:cs="Consolas"/>
-        </w:rPr>
-      </w:pPr>
-      <w:r>
-        <w:rPr>
-          <w:rFonts w:ascii="Consolas" w:hAnsi="Consolas" w:cs="Consolas"/>
+        <w:spacing w:line="276" w:lineRule="auto"/>
+        <w:rPr>
+          <w:rFonts w:cstheme="minorHAnsi"/>
+        </w:rPr>
+      </w:pPr>
+      <w:r>
+        <w:rPr>
+          <w:rFonts w:cstheme="minorHAnsi"/>
         </w:rPr>
         <w:t>- UI/UX Design Principles</w:t>
       </w:r>
     </w:p>
     <w:p>
       <w:pPr>
-        <w:rPr>
-          <w:rFonts w:ascii="Consolas" w:hAnsi="Consolas" w:cs="Consolas"/>
-        </w:rPr>
-      </w:pPr>
-      <w:r>
-        <w:rPr>
-          <w:rFonts w:ascii="Consolas" w:hAnsi="Consolas" w:cs="Consolas"/>
+        <w:spacing w:line="276" w:lineRule="auto"/>
+        <w:rPr>
+          <w:rFonts w:cstheme="minorHAnsi"/>
+        </w:rPr>
+      </w:pPr>
+      <w:r>
+        <w:rPr>
+          <w:rFonts w:cstheme="minorHAnsi"/>
         </w:rPr>
         <w:t>- RESTful API Design</w:t>
       </w:r>
     </w:p>
     <w:p>
       <w:pPr>
-        <w:rPr>
-          <w:rFonts w:ascii="Consolas" w:hAnsi="Consolas" w:cs="Consolas"/>
-        </w:rPr>
-      </w:pPr>
-      <w:r>
-        <w:rPr>
-          <w:rFonts w:ascii="Consolas" w:hAnsi="Consolas" w:cs="Consolas"/>
+        <w:spacing w:line="276" w:lineRule="auto"/>
+        <w:rPr>
+          <w:rFonts w:cstheme="minorHAnsi"/>
+        </w:rPr>
+      </w:pPr>
+      <w:r>
+        <w:rPr>
+          <w:rFonts w:cstheme="minorHAnsi"/>
         </w:rPr>
         <w:t>- Problem Solving and Debugging</w:t>
       </w:r>
     </w:p>
     <w:p>
       <w:pPr>
-        <w:rPr>
-          <w:rFonts w:ascii="Consolas" w:hAnsi="Consolas" w:cs="Consolas"/>
-        </w:rPr>
-      </w:pPr>
-      <w:r>
-        <w:rPr>
-          <w:rFonts w:ascii="Consolas" w:hAnsi="Consolas" w:cs="Consolas"/>
+        <w:spacing w:line="276" w:lineRule="auto"/>
+        <w:rPr>
+          <w:rFonts w:cstheme="minorHAnsi"/>
+        </w:rPr>
+      </w:pPr>
+      <w:r>
+        <w:rPr>
+          <w:rFonts w:cstheme="minorHAnsi"/>
         </w:rPr>
         <w:t>- Agile/Scrum Methodologies</w:t>
       </w:r>
@@ -448,20 +471,14 @@
     <w:p>
       <w:pPr>
         <w:rPr>
-          <w:rFonts w:ascii="Consolas" w:hAnsi="Consolas" w:cs="Consolas"/>
-        </w:rPr>
-      </w:pPr>
-      <w:r>
-        <w:rPr>
-          <w:rFonts w:ascii="Consolas" w:hAnsi="Consolas" w:cs="Consolas"/>
-        </w:rPr>
-        <w:t>- Communication and Team Collaboration</w:t>
-      </w:r>
-    </w:p>
-    <w:p>
-      <w:pPr>
-        <w:rPr>
-          <w:rFonts w:ascii="Consolas" w:hAnsi="Consolas" w:cs="Consolas"/>
+          <w:rFonts w:cstheme="minorHAnsi"/>
+        </w:rPr>
+      </w:pPr>
+    </w:p>
+    <w:p>
+      <w:pPr>
+        <w:rPr>
+          <w:rFonts w:cstheme="minorHAnsi"/>
         </w:rPr>
       </w:pPr>
     </w:p>
@@ -471,7 +488,7 @@
           <w:bottom w:val="single" w:sz="4" w:space="1" w:color="auto"/>
         </w:pBdr>
         <w:rPr>
-          <w:rFonts w:ascii="Consolas" w:hAnsi="Consolas" w:cs="Consolas"/>
+          <w:rFonts w:cstheme="minorHAnsi"/>
           <w:b/>
           <w:bCs/>
           <w:sz w:val="32"/>
@@ -480,7 +497,7 @@
       </w:pPr>
       <w:r>
         <w:rPr>
-          <w:rFonts w:ascii="Consolas" w:hAnsi="Consolas" w:cs="Consolas"/>
+          <w:rFonts w:cstheme="minorHAnsi"/>
           <w:b/>
           <w:bCs/>
           <w:sz w:val="32"/>
@@ -492,103 +509,609 @@
     <w:p>
       <w:pPr>
         <w:rPr>
-          <w:rFonts w:ascii="Consolas" w:hAnsi="Consolas" w:cs="Consolas"/>
-        </w:rPr>
-      </w:pPr>
-    </w:p>
-    <w:p>
-      <w:pPr>
-        <w:rPr>
-          <w:rFonts w:ascii="Consolas" w:hAnsi="Consolas" w:cs="Consolas"/>
-        </w:rPr>
-      </w:pPr>
-      <w:r>
-        <w:rPr>
-          <w:rFonts w:ascii="Consolas" w:hAnsi="Consolas" w:cs="Consolas"/>
-        </w:rPr>
-        <w:t>1.</w:t>
-      </w:r>
-      <w:r>
-        <w:rPr>
-          <w:rFonts w:ascii="Consolas" w:hAnsi="Consolas" w:cs="Consolas"/>
-        </w:rPr>
-        <w:t xml:space="preserve"> Portfolio Website</w:t>
-      </w:r>
-    </w:p>
-    <w:p>
-      <w:pPr>
-        <w:ind w:left="400"/>
-        <w:rPr>
-          <w:rFonts w:ascii="Consolas" w:hAnsi="Consolas" w:cs="Consolas"/>
-        </w:rPr>
-      </w:pPr>
-      <w:r>
-        <w:rPr>
-          <w:rFonts w:ascii="Consolas" w:hAnsi="Consolas" w:cs="Consolas"/>
-        </w:rPr>
-        <w:t>- Designed and developed a personal portfolio website using React.</w:t>
-      </w:r>
-    </w:p>
-    <w:p>
-      <w:pPr>
-        <w:ind w:left="400"/>
-        <w:rPr>
-          <w:rFonts w:ascii="Consolas" w:hAnsi="Consolas" w:cs="Consolas"/>
-        </w:rPr>
-      </w:pPr>
-      <w:r>
-        <w:rPr>
-          <w:rFonts w:ascii="Consolas" w:hAnsi="Consolas" w:cs="Consolas"/>
-        </w:rPr>
-        <w:t>- Showcased projects, skills, and resume details in an organized layout.</w:t>
-      </w:r>
-    </w:p>
-    <w:p>
-      <w:pPr>
-        <w:ind w:left="400"/>
-        <w:rPr>
-          <w:rFonts w:ascii="Consolas" w:hAnsi="Consolas" w:cs="Consolas"/>
-        </w:rPr>
-      </w:pPr>
-      <w:r>
-        <w:rPr>
-          <w:rFonts w:ascii="Consolas" w:hAnsi="Consolas" w:cs="Consolas"/>
+          <w:rFonts w:cstheme="minorHAnsi"/>
+        </w:rPr>
+      </w:pPr>
+    </w:p>
+    <w:p>
+      <w:pPr>
+        <w:pStyle w:val="Heading3"/>
+        <w:rPr>
+          <w:rFonts w:asciiTheme="minorHAnsi" w:hAnsiTheme="minorHAnsi" w:cstheme="minorHAnsi"/>
+          <w:b w:val="0"/>
+          <w:bCs w:val="0"/>
+        </w:rPr>
+      </w:pPr>
+      <w:r>
+        <w:rPr>
+          <w:rFonts w:asciiTheme="minorHAnsi" w:hAnsiTheme="minorHAnsi" w:cstheme="minorHAnsi"/>
+          <w:b w:val="0"/>
+          <w:bCs w:val="0"/>
+        </w:rPr>
+        <w:t xml:space="preserve">1. </w:t>
+      </w:r>
+      <w:r>
+        <w:rPr>
+          <w:rFonts w:asciiTheme="minorHAnsi" w:hAnsiTheme="minorHAnsi" w:cstheme="minorHAnsi"/>
+          <w:b w:val="0"/>
+          <w:bCs w:val="0"/>
+        </w:rPr>
+        <w:tab/>
+      </w:r>
+      <w:r>
+        <w:rPr>
+          <w:rFonts w:asciiTheme="minorHAnsi" w:hAnsiTheme="minorHAnsi" w:cstheme="minorHAnsi"/>
+          <w:u w:val="single"/>
+        </w:rPr>
+        <w:t>Task Manager Application (MERN Stack)</w:t>
+      </w:r>
+    </w:p>
+    <w:p>
+      <w:pPr>
+        <w:numPr>
+          <w:ilvl w:val="0"/>
+          <w:numId w:val="2"/>
+        </w:numPr>
+        <w:spacing w:before="100" w:beforeAutospacing="1" w:after="100" w:afterAutospacing="1"/>
+        <w:rPr>
+          <w:rFonts w:eastAsia="Times New Roman" w:cstheme="minorHAnsi"/>
+          <w:kern w:val="0"/>
+          <w:lang w:eastAsia="en-GB"/>
+          <w14:ligatures w14:val="none"/>
+        </w:rPr>
+      </w:pPr>
+      <w:r>
+        <w:rPr>
+          <w:rFonts w:eastAsia="Times New Roman" w:cstheme="minorHAnsi"/>
+          <w:kern w:val="0"/>
+          <w:lang w:eastAsia="en-GB"/>
+          <w14:ligatures w14:val="none"/>
+        </w:rPr>
+        <w:t>Built a full-stack task management app with user authentication, task creation, updates, completion, and deletion.</w:t>
+      </w:r>
+    </w:p>
+    <w:p>
+      <w:pPr>
+        <w:numPr>
+          <w:ilvl w:val="0"/>
+          <w:numId w:val="2"/>
+        </w:numPr>
+        <w:spacing w:before="100" w:beforeAutospacing="1" w:after="100" w:afterAutospacing="1"/>
+        <w:rPr>
+          <w:rFonts w:eastAsia="Times New Roman" w:cstheme="minorHAnsi"/>
+          <w:kern w:val="0"/>
+          <w:lang w:eastAsia="en-GB"/>
+          <w14:ligatures w14:val="none"/>
+        </w:rPr>
+      </w:pPr>
+      <w:r>
+        <w:rPr>
+          <w:rFonts w:eastAsia="Times New Roman" w:cstheme="minorHAnsi"/>
+          <w:kern w:val="0"/>
+          <w:lang w:eastAsia="en-GB"/>
+          <w14:ligatures w14:val="none"/>
         </w:rPr>
         <w:lastRenderedPageBreak/>
-        <w:t>- Implemented smooth animations and transitions to enhance user experience.</w:t>
-      </w:r>
-    </w:p>
-    <w:p>
-      <w:pPr>
-        <w:rPr>
-          <w:rFonts w:ascii="Consolas" w:hAnsi="Consolas" w:cs="Consolas"/>
-        </w:rPr>
-      </w:pPr>
-      <w:r>
-        <w:rPr>
-          <w:rFonts w:ascii="Consolas" w:hAnsi="Consolas" w:cs="Consolas"/>
-        </w:rPr>
-        <w:t xml:space="preserve">   - Deployed the website using </w:t>
+        <w:t xml:space="preserve">Implemented secure login and authorization using JWT and </w:t>
       </w:r>
       <w:proofErr w:type="spellStart"/>
       <w:r>
         <w:rPr>
-          <w:rFonts w:ascii="Consolas" w:hAnsi="Consolas" w:cs="Consolas"/>
-        </w:rPr>
-        <w:t>Github</w:t>
+          <w:rFonts w:eastAsia="Times New Roman" w:cstheme="minorHAnsi"/>
+          <w:kern w:val="0"/>
+          <w:lang w:eastAsia="en-GB"/>
+          <w14:ligatures w14:val="none"/>
+        </w:rPr>
+        <w:t>bcrypt</w:t>
       </w:r>
       <w:proofErr w:type="spellEnd"/>
       <w:r>
         <w:rPr>
-          <w:rFonts w:ascii="Consolas" w:hAnsi="Consolas" w:cs="Consolas"/>
-        </w:rPr>
-        <w:t xml:space="preserve"> for easy access.</w:t>
-      </w:r>
-    </w:p>
-    <w:p>
-      <w:pPr>
-        <w:rPr>
-          <w:rFonts w:ascii="Consolas" w:hAnsi="Consolas" w:cs="Consolas"/>
+          <w:rFonts w:eastAsia="Times New Roman" w:cstheme="minorHAnsi"/>
+          <w:kern w:val="0"/>
+          <w:lang w:eastAsia="en-GB"/>
+          <w14:ligatures w14:val="none"/>
+        </w:rPr>
+        <w:t>.</w:t>
+      </w:r>
+    </w:p>
+    <w:p>
+      <w:pPr>
+        <w:numPr>
+          <w:ilvl w:val="0"/>
+          <w:numId w:val="2"/>
+        </w:numPr>
+        <w:spacing w:before="100" w:beforeAutospacing="1" w:after="100" w:afterAutospacing="1"/>
+        <w:rPr>
+          <w:rFonts w:eastAsia="Times New Roman" w:cstheme="minorHAnsi"/>
+          <w:kern w:val="0"/>
+          <w:lang w:eastAsia="en-GB"/>
+          <w14:ligatures w14:val="none"/>
+        </w:rPr>
+      </w:pPr>
+      <w:r>
+        <w:rPr>
+          <w:rFonts w:eastAsia="Times New Roman" w:cstheme="minorHAnsi"/>
+          <w:kern w:val="0"/>
+          <w:lang w:eastAsia="en-GB"/>
+          <w14:ligatures w14:val="none"/>
+        </w:rPr>
+        <w:t>Developed a responsive front end using React, React Router, and Bootstrap 5.</w:t>
+      </w:r>
+    </w:p>
+    <w:p>
+      <w:pPr>
+        <w:numPr>
+          <w:ilvl w:val="0"/>
+          <w:numId w:val="2"/>
+        </w:numPr>
+        <w:spacing w:before="100" w:beforeAutospacing="1" w:after="100" w:afterAutospacing="1"/>
+        <w:rPr>
+          <w:rFonts w:eastAsia="Times New Roman" w:cstheme="minorHAnsi"/>
+          <w:kern w:val="0"/>
+          <w:lang w:eastAsia="en-GB"/>
+          <w14:ligatures w14:val="none"/>
+        </w:rPr>
+      </w:pPr>
+      <w:r>
+        <w:rPr>
+          <w:rFonts w:eastAsia="Times New Roman" w:cstheme="minorHAnsi"/>
+          <w:kern w:val="0"/>
+          <w:lang w:eastAsia="en-GB"/>
+          <w14:ligatures w14:val="none"/>
+        </w:rPr>
+        <w:t>Created a backend with Node.js, Express.js, Apollo Server (</w:t>
+      </w:r>
+      <w:proofErr w:type="spellStart"/>
+      <w:r>
+        <w:rPr>
+          <w:rFonts w:eastAsia="Times New Roman" w:cstheme="minorHAnsi"/>
+          <w:kern w:val="0"/>
+          <w:lang w:eastAsia="en-GB"/>
+          <w14:ligatures w14:val="none"/>
+        </w:rPr>
+        <w:t>GraphQL</w:t>
+      </w:r>
+      <w:proofErr w:type="spellEnd"/>
+      <w:r>
+        <w:rPr>
+          <w:rFonts w:eastAsia="Times New Roman" w:cstheme="minorHAnsi"/>
+          <w:kern w:val="0"/>
+          <w:lang w:eastAsia="en-GB"/>
+          <w14:ligatures w14:val="none"/>
+        </w:rPr>
+        <w:t>), and MongoDB (Mongoose).</w:t>
+      </w:r>
+    </w:p>
+    <w:p>
+      <w:pPr>
+        <w:pStyle w:val="Heading3"/>
+        <w:rPr>
+          <w:rFonts w:asciiTheme="minorHAnsi" w:hAnsiTheme="minorHAnsi" w:cstheme="minorHAnsi"/>
+          <w:b w:val="0"/>
+          <w:bCs w:val="0"/>
+        </w:rPr>
+      </w:pPr>
+      <w:r>
+        <w:rPr>
+          <w:rFonts w:asciiTheme="minorHAnsi" w:hAnsiTheme="minorHAnsi" w:cstheme="minorHAnsi"/>
+          <w:b w:val="0"/>
+          <w:bCs w:val="0"/>
+        </w:rPr>
+        <w:t>2.</w:t>
+      </w:r>
+      <w:r>
+        <w:rPr>
+          <w:rFonts w:asciiTheme="minorHAnsi" w:hAnsiTheme="minorHAnsi" w:cstheme="minorHAnsi"/>
+          <w:b w:val="0"/>
+          <w:bCs w:val="0"/>
+        </w:rPr>
+        <w:tab/>
+      </w:r>
+      <w:proofErr w:type="spellStart"/>
+      <w:r>
+        <w:rPr>
+          <w:rStyle w:val="Strong"/>
+          <w:rFonts w:asciiTheme="minorHAnsi" w:hAnsiTheme="minorHAnsi" w:cstheme="minorHAnsi"/>
+          <w:b/>
+          <w:bCs/>
+          <w:u w:val="single"/>
+        </w:rPr>
+        <w:t>QuickBasket</w:t>
+      </w:r>
+      <w:proofErr w:type="spellEnd"/>
+      <w:r>
+        <w:rPr>
+          <w:rStyle w:val="Strong"/>
+          <w:rFonts w:asciiTheme="minorHAnsi" w:hAnsiTheme="minorHAnsi" w:cstheme="minorHAnsi"/>
+          <w:b/>
+          <w:bCs/>
+          <w:u w:val="single"/>
+        </w:rPr>
+        <w:t xml:space="preserve"> – E-commerce Application (MERN Stack</w:t>
+      </w:r>
+      <w:r>
+        <w:rPr>
+          <w:rStyle w:val="Strong"/>
+          <w:rFonts w:asciiTheme="minorHAnsi" w:hAnsiTheme="minorHAnsi" w:cstheme="minorHAnsi"/>
+          <w:u w:val="single"/>
+        </w:rPr>
+        <w:t>)</w:t>
+      </w:r>
+    </w:p>
+    <w:p>
+      <w:pPr>
+        <w:pStyle w:val="NormalWeb"/>
+        <w:numPr>
+          <w:ilvl w:val="0"/>
+          <w:numId w:val="3"/>
+        </w:numPr>
+        <w:rPr>
+          <w:rFonts w:asciiTheme="minorHAnsi" w:hAnsiTheme="minorHAnsi" w:cstheme="minorHAnsi"/>
+        </w:rPr>
+      </w:pPr>
+      <w:r>
+        <w:rPr>
+          <w:rFonts w:asciiTheme="minorHAnsi" w:hAnsiTheme="minorHAnsi" w:cstheme="minorHAnsi"/>
+        </w:rPr>
+        <w:t>Built a full-stack e-commerce app allowing users to browse products, search by keyword, view product details, manage a cart, and securely check out.</w:t>
+      </w:r>
+    </w:p>
+    <w:p>
+      <w:pPr>
+        <w:pStyle w:val="NormalWeb"/>
+        <w:numPr>
+          <w:ilvl w:val="0"/>
+          <w:numId w:val="3"/>
+        </w:numPr>
+        <w:rPr>
+          <w:rFonts w:asciiTheme="minorHAnsi" w:hAnsiTheme="minorHAnsi" w:cstheme="minorHAnsi"/>
+        </w:rPr>
+      </w:pPr>
+      <w:r>
+        <w:rPr>
+          <w:rFonts w:asciiTheme="minorHAnsi" w:hAnsiTheme="minorHAnsi" w:cstheme="minorHAnsi"/>
+        </w:rPr>
+        <w:t xml:space="preserve">Implemented global state management using </w:t>
+      </w:r>
+      <w:r>
+        <w:rPr>
+          <w:rStyle w:val="Strong"/>
+          <w:rFonts w:asciiTheme="minorHAnsi" w:hAnsiTheme="minorHAnsi" w:cstheme="minorHAnsi"/>
+          <w:b w:val="0"/>
+          <w:bCs w:val="0"/>
+        </w:rPr>
+        <w:t>Redux</w:t>
+      </w:r>
+      <w:r>
+        <w:rPr>
+          <w:rFonts w:asciiTheme="minorHAnsi" w:hAnsiTheme="minorHAnsi" w:cstheme="minorHAnsi"/>
+        </w:rPr>
+        <w:t xml:space="preserve"> for cart and product data.</w:t>
+      </w:r>
+    </w:p>
+    <w:p>
+      <w:pPr>
+        <w:pStyle w:val="NormalWeb"/>
+        <w:numPr>
+          <w:ilvl w:val="0"/>
+          <w:numId w:val="3"/>
+        </w:numPr>
+        <w:rPr>
+          <w:rFonts w:asciiTheme="minorHAnsi" w:hAnsiTheme="minorHAnsi" w:cstheme="minorHAnsi"/>
+        </w:rPr>
+      </w:pPr>
+      <w:r>
+        <w:rPr>
+          <w:rFonts w:asciiTheme="minorHAnsi" w:hAnsiTheme="minorHAnsi" w:cstheme="minorHAnsi"/>
+        </w:rPr>
+        <w:t xml:space="preserve">Developed a responsive front end with </w:t>
+      </w:r>
+      <w:r>
+        <w:rPr>
+          <w:rStyle w:val="Strong"/>
+          <w:rFonts w:asciiTheme="minorHAnsi" w:hAnsiTheme="minorHAnsi" w:cstheme="minorHAnsi"/>
+          <w:b w:val="0"/>
+          <w:bCs w:val="0"/>
+        </w:rPr>
+        <w:t>React, React Router, and Bootstrap 5</w:t>
+      </w:r>
+      <w:r>
+        <w:rPr>
+          <w:rFonts w:asciiTheme="minorHAnsi" w:hAnsiTheme="minorHAnsi" w:cstheme="minorHAnsi"/>
+        </w:rPr>
+        <w:t>.</w:t>
+      </w:r>
+    </w:p>
+    <w:p>
+      <w:pPr>
+        <w:pStyle w:val="NormalWeb"/>
+        <w:numPr>
+          <w:ilvl w:val="0"/>
+          <w:numId w:val="3"/>
+        </w:numPr>
+        <w:rPr>
+          <w:rFonts w:asciiTheme="minorHAnsi" w:hAnsiTheme="minorHAnsi" w:cstheme="minorHAnsi"/>
+        </w:rPr>
+      </w:pPr>
+      <w:r>
+        <w:rPr>
+          <w:rFonts w:asciiTheme="minorHAnsi" w:hAnsiTheme="minorHAnsi" w:cstheme="minorHAnsi"/>
+        </w:rPr>
+        <w:t xml:space="preserve">Created a backend using </w:t>
+      </w:r>
+      <w:r>
+        <w:rPr>
+          <w:rStyle w:val="Strong"/>
+          <w:rFonts w:asciiTheme="minorHAnsi" w:hAnsiTheme="minorHAnsi" w:cstheme="minorHAnsi"/>
+          <w:b w:val="0"/>
+          <w:bCs w:val="0"/>
+        </w:rPr>
+        <w:t>Node.js, Express.js, Apollo Server (</w:t>
+      </w:r>
+      <w:proofErr w:type="spellStart"/>
+      <w:r>
+        <w:rPr>
+          <w:rStyle w:val="Strong"/>
+          <w:rFonts w:asciiTheme="minorHAnsi" w:hAnsiTheme="minorHAnsi" w:cstheme="minorHAnsi"/>
+          <w:b w:val="0"/>
+          <w:bCs w:val="0"/>
+        </w:rPr>
+        <w:t>GraphQL</w:t>
+      </w:r>
+      <w:proofErr w:type="spellEnd"/>
+      <w:r>
+        <w:rPr>
+          <w:rStyle w:val="Strong"/>
+          <w:rFonts w:asciiTheme="minorHAnsi" w:hAnsiTheme="minorHAnsi" w:cstheme="minorHAnsi"/>
+          <w:b w:val="0"/>
+          <w:bCs w:val="0"/>
+        </w:rPr>
+        <w:t>), and MongoDB (Mongoose)</w:t>
+      </w:r>
+      <w:r>
+        <w:rPr>
+          <w:rFonts w:asciiTheme="minorHAnsi" w:hAnsiTheme="minorHAnsi" w:cstheme="minorHAnsi"/>
+        </w:rPr>
+        <w:t xml:space="preserve"> with secure authentication via </w:t>
+      </w:r>
+      <w:r>
+        <w:rPr>
+          <w:rStyle w:val="Strong"/>
+          <w:rFonts w:asciiTheme="minorHAnsi" w:hAnsiTheme="minorHAnsi" w:cstheme="minorHAnsi"/>
+          <w:b w:val="0"/>
+          <w:bCs w:val="0"/>
+        </w:rPr>
+        <w:t xml:space="preserve">JWT and </w:t>
+      </w:r>
+      <w:proofErr w:type="spellStart"/>
+      <w:r>
+        <w:rPr>
+          <w:rStyle w:val="Strong"/>
+          <w:rFonts w:asciiTheme="minorHAnsi" w:hAnsiTheme="minorHAnsi" w:cstheme="minorHAnsi"/>
+          <w:b w:val="0"/>
+          <w:bCs w:val="0"/>
+        </w:rPr>
+        <w:t>bcrypt</w:t>
+      </w:r>
+      <w:proofErr w:type="spellEnd"/>
+      <w:r>
+        <w:rPr>
+          <w:rFonts w:asciiTheme="minorHAnsi" w:hAnsiTheme="minorHAnsi" w:cstheme="minorHAnsi"/>
+        </w:rPr>
+        <w:t>.</w:t>
+      </w:r>
+    </w:p>
+    <w:p>
+      <w:pPr>
+        <w:pStyle w:val="Heading3"/>
+        <w:rPr>
+          <w:rFonts w:asciiTheme="minorHAnsi" w:hAnsiTheme="minorHAnsi" w:cstheme="minorHAnsi"/>
+          <w:b w:val="0"/>
+          <w:bCs w:val="0"/>
+        </w:rPr>
+      </w:pPr>
+      <w:r>
+        <w:rPr>
+          <w:rFonts w:asciiTheme="minorHAnsi" w:hAnsiTheme="minorHAnsi" w:cstheme="minorHAnsi"/>
+          <w:b w:val="0"/>
+          <w:bCs w:val="0"/>
+        </w:rPr>
+        <w:t>3.</w:t>
+      </w:r>
+      <w:r>
+        <w:rPr>
+          <w:rFonts w:asciiTheme="minorHAnsi" w:hAnsiTheme="minorHAnsi" w:cstheme="minorHAnsi"/>
+          <w:b w:val="0"/>
+          <w:bCs w:val="0"/>
+        </w:rPr>
+        <w:tab/>
+      </w:r>
+      <w:r>
+        <w:rPr>
+          <w:rStyle w:val="Strong"/>
+          <w:rFonts w:asciiTheme="minorHAnsi" w:hAnsiTheme="minorHAnsi" w:cstheme="minorHAnsi"/>
+          <w:b/>
+          <w:bCs/>
+          <w:u w:val="single"/>
+        </w:rPr>
+        <w:t>Gist Blog – Full-Stack Blogging Platform</w:t>
+      </w:r>
+    </w:p>
+    <w:p>
+      <w:pPr>
+        <w:pStyle w:val="NormalWeb"/>
+        <w:numPr>
+          <w:ilvl w:val="0"/>
+          <w:numId w:val="4"/>
+        </w:numPr>
+        <w:rPr>
+          <w:rFonts w:asciiTheme="minorHAnsi" w:hAnsiTheme="minorHAnsi" w:cstheme="minorHAnsi"/>
+        </w:rPr>
+      </w:pPr>
+      <w:r>
+        <w:rPr>
+          <w:rFonts w:asciiTheme="minorHAnsi" w:hAnsiTheme="minorHAnsi" w:cstheme="minorHAnsi"/>
+        </w:rPr>
+        <w:t>Built a full-stack blogging application allowing users to register, log in, publish articles, and comment on posts.</w:t>
+      </w:r>
+    </w:p>
+    <w:p>
+      <w:pPr>
+        <w:pStyle w:val="NormalWeb"/>
+        <w:numPr>
+          <w:ilvl w:val="0"/>
+          <w:numId w:val="4"/>
+        </w:numPr>
+        <w:rPr>
+          <w:rFonts w:asciiTheme="minorHAnsi" w:hAnsiTheme="minorHAnsi" w:cstheme="minorHAnsi"/>
+        </w:rPr>
+      </w:pPr>
+      <w:r>
+        <w:rPr>
+          <w:rFonts w:asciiTheme="minorHAnsi" w:hAnsiTheme="minorHAnsi" w:cstheme="minorHAnsi"/>
+        </w:rPr>
+        <w:t xml:space="preserve">Implemented </w:t>
+      </w:r>
+      <w:r>
+        <w:rPr>
+          <w:rStyle w:val="Strong"/>
+          <w:rFonts w:asciiTheme="minorHAnsi" w:hAnsiTheme="minorHAnsi" w:cstheme="minorHAnsi"/>
+          <w:b w:val="0"/>
+          <w:bCs w:val="0"/>
+        </w:rPr>
+        <w:t>CRUD functionality</w:t>
+      </w:r>
+      <w:r>
+        <w:rPr>
+          <w:rFonts w:asciiTheme="minorHAnsi" w:hAnsiTheme="minorHAnsi" w:cstheme="minorHAnsi"/>
+        </w:rPr>
+        <w:t xml:space="preserve"> for users, posts, and comments using </w:t>
+      </w:r>
+      <w:r>
+        <w:rPr>
+          <w:rStyle w:val="Strong"/>
+          <w:rFonts w:asciiTheme="minorHAnsi" w:hAnsiTheme="minorHAnsi" w:cstheme="minorHAnsi"/>
+          <w:b w:val="0"/>
+          <w:bCs w:val="0"/>
+        </w:rPr>
+        <w:t>Express.js and MySQL</w:t>
+      </w:r>
+      <w:r>
+        <w:rPr>
+          <w:rFonts w:asciiTheme="minorHAnsi" w:hAnsiTheme="minorHAnsi" w:cstheme="minorHAnsi"/>
+        </w:rPr>
+        <w:t>.</w:t>
+      </w:r>
+    </w:p>
+    <w:p>
+      <w:pPr>
+        <w:pStyle w:val="NormalWeb"/>
+        <w:numPr>
+          <w:ilvl w:val="0"/>
+          <w:numId w:val="4"/>
+        </w:numPr>
+        <w:rPr>
+          <w:rFonts w:asciiTheme="minorHAnsi" w:hAnsiTheme="minorHAnsi" w:cstheme="minorHAnsi"/>
+        </w:rPr>
+      </w:pPr>
+      <w:r>
+        <w:rPr>
+          <w:rFonts w:asciiTheme="minorHAnsi" w:hAnsiTheme="minorHAnsi" w:cstheme="minorHAnsi"/>
+        </w:rPr>
+        <w:t xml:space="preserve">Used </w:t>
+      </w:r>
+      <w:proofErr w:type="spellStart"/>
+      <w:r>
+        <w:rPr>
+          <w:rStyle w:val="Strong"/>
+          <w:rFonts w:asciiTheme="minorHAnsi" w:hAnsiTheme="minorHAnsi" w:cstheme="minorHAnsi"/>
+          <w:b w:val="0"/>
+          <w:bCs w:val="0"/>
+        </w:rPr>
+        <w:t>Sequelize</w:t>
+      </w:r>
+      <w:proofErr w:type="spellEnd"/>
+      <w:r>
+        <w:rPr>
+          <w:rStyle w:val="Strong"/>
+          <w:rFonts w:asciiTheme="minorHAnsi" w:hAnsiTheme="minorHAnsi" w:cstheme="minorHAnsi"/>
+          <w:b w:val="0"/>
+          <w:bCs w:val="0"/>
+        </w:rPr>
+        <w:t xml:space="preserve"> ORM</w:t>
+      </w:r>
+      <w:r>
+        <w:rPr>
+          <w:rFonts w:asciiTheme="minorHAnsi" w:hAnsiTheme="minorHAnsi" w:cstheme="minorHAnsi"/>
+        </w:rPr>
+        <w:t xml:space="preserve"> for database model</w:t>
+      </w:r>
+      <w:r>
+        <w:rPr>
+          <w:rFonts w:asciiTheme="minorHAnsi" w:hAnsiTheme="minorHAnsi" w:cstheme="minorHAnsi"/>
+        </w:rPr>
+        <w:t>l</w:t>
+      </w:r>
+      <w:r>
+        <w:rPr>
+          <w:rFonts w:asciiTheme="minorHAnsi" w:hAnsiTheme="minorHAnsi" w:cstheme="minorHAnsi"/>
+        </w:rPr>
+        <w:t>ing and relationships.</w:t>
+      </w:r>
+    </w:p>
+    <w:p>
+      <w:pPr>
+        <w:pStyle w:val="NormalWeb"/>
+        <w:numPr>
+          <w:ilvl w:val="0"/>
+          <w:numId w:val="4"/>
+        </w:numPr>
+        <w:rPr>
+          <w:rFonts w:asciiTheme="minorHAnsi" w:hAnsiTheme="minorHAnsi" w:cstheme="minorHAnsi"/>
+        </w:rPr>
+      </w:pPr>
+      <w:r>
+        <w:rPr>
+          <w:rFonts w:asciiTheme="minorHAnsi" w:hAnsiTheme="minorHAnsi" w:cstheme="minorHAnsi"/>
+        </w:rPr>
+        <w:t xml:space="preserve">Developed server-side rendered views using </w:t>
+      </w:r>
+      <w:r>
+        <w:rPr>
+          <w:rStyle w:val="Strong"/>
+          <w:rFonts w:asciiTheme="minorHAnsi" w:hAnsiTheme="minorHAnsi" w:cstheme="minorHAnsi"/>
+          <w:b w:val="0"/>
+          <w:bCs w:val="0"/>
+        </w:rPr>
+        <w:t>Express Handlebars</w:t>
+      </w:r>
+      <w:r>
+        <w:rPr>
+          <w:rFonts w:asciiTheme="minorHAnsi" w:hAnsiTheme="minorHAnsi" w:cstheme="minorHAnsi"/>
+        </w:rPr>
+        <w:t xml:space="preserve"> and styled the UI with </w:t>
+      </w:r>
+      <w:r>
+        <w:rPr>
+          <w:rStyle w:val="Strong"/>
+          <w:rFonts w:asciiTheme="minorHAnsi" w:hAnsiTheme="minorHAnsi" w:cstheme="minorHAnsi"/>
+          <w:b w:val="0"/>
+          <w:bCs w:val="0"/>
+        </w:rPr>
+        <w:t>Bootstrap 5</w:t>
+      </w:r>
+      <w:r>
+        <w:rPr>
+          <w:rFonts w:asciiTheme="minorHAnsi" w:hAnsiTheme="minorHAnsi" w:cstheme="minorHAnsi"/>
+        </w:rPr>
+        <w:t>.</w:t>
+      </w:r>
+    </w:p>
+    <w:p>
+      <w:pPr>
+        <w:rPr>
+          <w:rFonts w:cstheme="minorHAnsi"/>
         </w:rPr>
       </w:pPr>
     </w:p>
@@ -598,7 +1121,7 @@
           <w:bottom w:val="single" w:sz="4" w:space="1" w:color="auto"/>
         </w:pBdr>
         <w:rPr>
-          <w:rFonts w:ascii="Consolas" w:hAnsi="Consolas" w:cs="Consolas"/>
+          <w:rFonts w:cstheme="minorHAnsi"/>
           <w:b/>
           <w:bCs/>
           <w:sz w:val="32"/>
@@ -607,7 +1130,7 @@
       </w:pPr>
       <w:r>
         <w:rPr>
-          <w:rFonts w:ascii="Consolas" w:hAnsi="Consolas" w:cs="Consolas"/>
+          <w:rFonts w:cstheme="minorHAnsi"/>
           <w:b/>
           <w:bCs/>
           <w:sz w:val="32"/>
@@ -619,37 +1142,37 @@
     <w:p>
       <w:pPr>
         <w:rPr>
-          <w:rFonts w:ascii="Consolas" w:hAnsi="Consolas" w:cs="Consolas"/>
-        </w:rPr>
-      </w:pPr>
-    </w:p>
-    <w:p>
-      <w:pPr>
-        <w:rPr>
-          <w:rFonts w:ascii="Consolas" w:hAnsi="Consolas" w:cs="Consolas"/>
-        </w:rPr>
-      </w:pPr>
-      <w:r>
-        <w:rPr>
-          <w:rFonts w:ascii="Consolas" w:hAnsi="Consolas" w:cs="Consolas"/>
+          <w:rFonts w:cstheme="minorHAnsi"/>
+        </w:rPr>
+      </w:pPr>
+    </w:p>
+    <w:p>
+      <w:pPr>
+        <w:rPr>
+          <w:rFonts w:cstheme="minorHAnsi"/>
+        </w:rPr>
+      </w:pPr>
+      <w:r>
+        <w:rPr>
+          <w:rFonts w:cstheme="minorHAnsi"/>
         </w:rPr>
         <w:t xml:space="preserve">- MERN Stack Web Development Certification </w:t>
       </w:r>
       <w:r>
         <w:rPr>
-          <w:rFonts w:ascii="Consolas" w:hAnsi="Consolas" w:cs="Consolas"/>
+          <w:rFonts w:cstheme="minorHAnsi"/>
         </w:rPr>
         <w:t>–</w:t>
       </w:r>
       <w:r>
         <w:rPr>
-          <w:rFonts w:ascii="Consolas" w:hAnsi="Consolas" w:cs="Consolas"/>
+          <w:rFonts w:cstheme="minorHAnsi"/>
         </w:rPr>
         <w:t xml:space="preserve"> </w:t>
       </w:r>
       <w:r>
         <w:rPr>
-          <w:rFonts w:ascii="Consolas" w:hAnsi="Consolas" w:cs="Consolas"/>
+          <w:rFonts w:cstheme="minorHAnsi"/>
         </w:rPr>
         <w:t>University of Adelaide</w:t>
       </w:r>
@@ -657,111 +1180,37 @@
     <w:p>
       <w:pPr>
         <w:rPr>
-          <w:rFonts w:ascii="Consolas" w:hAnsi="Consolas" w:cs="Consolas"/>
-        </w:rPr>
-      </w:pPr>
-    </w:p>
-    <w:p>
-      <w:pPr>
-        <w:rPr>
-          <w:rFonts w:ascii="Consolas" w:hAnsi="Consolas" w:cs="Consolas"/>
-        </w:rPr>
-      </w:pPr>
-    </w:p>
-    <w:p>
-      <w:pPr>
-        <w:pBdr>
-          <w:bottom w:val="single" w:sz="4" w:space="1" w:color="auto"/>
-        </w:pBdr>
-        <w:rPr>
-          <w:rFonts w:ascii="Consolas" w:hAnsi="Consolas" w:cs="Consolas"/>
-          <w:b/>
-          <w:bCs/>
-          <w:sz w:val="32"/>
-          <w:szCs w:val="32"/>
-        </w:rPr>
-      </w:pPr>
-      <w:r>
-        <w:rPr>
-          <w:rFonts w:ascii="Consolas" w:hAnsi="Consolas" w:cs="Consolas"/>
-          <w:b/>
-          <w:bCs/>
-          <w:sz w:val="32"/>
-          <w:szCs w:val="32"/>
-        </w:rPr>
-        <w:t>LANGUAGES</w:t>
-      </w:r>
-    </w:p>
-    <w:p>
-      <w:pPr>
-        <w:rPr>
-          <w:rFonts w:ascii="Consolas" w:hAnsi="Consolas" w:cs="Consolas"/>
-        </w:rPr>
-      </w:pPr>
-    </w:p>
-    <w:p>
-      <w:pPr>
-        <w:rPr>
-          <w:rFonts w:ascii="Consolas" w:hAnsi="Consolas" w:cs="Consolas"/>
-        </w:rPr>
-      </w:pPr>
-      <w:r>
-        <w:rPr>
-          <w:rFonts w:ascii="Consolas" w:hAnsi="Consolas" w:cs="Consolas"/>
-        </w:rPr>
-        <w:t>English (Fluent)</w:t>
-      </w:r>
-    </w:p>
-    <w:p>
-      <w:pPr>
-        <w:rPr>
-          <w:rFonts w:ascii="Consolas" w:hAnsi="Consolas" w:cs="Consolas"/>
-        </w:rPr>
-      </w:pPr>
-    </w:p>
-    <w:p>
-      <w:pPr>
-        <w:pBdr>
-          <w:bottom w:val="single" w:sz="4" w:space="1" w:color="auto"/>
-        </w:pBdr>
-        <w:rPr>
-          <w:rFonts w:ascii="Consolas" w:hAnsi="Consolas" w:cs="Consolas"/>
-          <w:b/>
-          <w:bCs/>
-          <w:sz w:val="32"/>
-          <w:szCs w:val="32"/>
-        </w:rPr>
-      </w:pPr>
-      <w:r>
-        <w:rPr>
-          <w:rFonts w:ascii="Consolas" w:hAnsi="Consolas" w:cs="Consolas"/>
-          <w:b/>
-          <w:bCs/>
-          <w:sz w:val="32"/>
-          <w:szCs w:val="32"/>
-        </w:rPr>
-        <w:t>REFERENCES</w:t>
-      </w:r>
-    </w:p>
-    <w:p>
-      <w:pPr>
-        <w:rPr>
-          <w:rFonts w:ascii="Consolas" w:hAnsi="Consolas" w:cs="Consolas"/>
-        </w:rPr>
-      </w:pPr>
-    </w:p>
-    <w:p>
-      <w:pPr>
-        <w:rPr>
-          <w:rFonts w:ascii="Consolas" w:hAnsi="Consolas" w:cs="Consolas"/>
-        </w:rPr>
-      </w:pPr>
-      <w:r>
-        <w:rPr>
-          <w:rFonts w:ascii="Consolas" w:hAnsi="Consolas" w:cs="Consolas"/>
-        </w:rPr>
-        <w:t>Available upon request.</w:t>
-      </w:r>
+          <w:rFonts w:cstheme="minorHAnsi"/>
+        </w:rPr>
+      </w:pPr>
+    </w:p>
+    <w:p>
+      <w:pPr>
+        <w:rPr>
+          <w:rFonts w:cstheme="minorHAnsi"/>
+        </w:rPr>
+      </w:pPr>
+    </w:p>
+    <w:p>
+      <w:pPr>
+        <w:rPr>
+          <w:rFonts w:cstheme="minorHAnsi"/>
+        </w:rPr>
+      </w:pPr>
+    </w:p>
+    <w:p>
+      <w:pPr>
+        <w:rPr>
+          <w:rFonts w:cstheme="minorHAnsi"/>
+        </w:rPr>
+      </w:pPr>
+    </w:p>
+    <w:p>
+      <w:pPr>
+        <w:rPr>
+          <w:rFonts w:cstheme="minorHAnsi"/>
+        </w:rPr>
+      </w:pPr>
     </w:p>
     <w:sectPr>
       <w:pgSz w:w="11906" w:h="16838"/>
@@ -773,8 +1222,585 @@
 </w:document>
 </file>
 
+<file path=word/numbering.xml><?xml version="1.0" encoding="utf-8"?>
+<w:numbering xmlns:wpc="http://schemas.microsoft.com/office/word/2010/wordprocessingCanvas" xmlns:cx="http://schemas.microsoft.com/office/drawing/2014/chartex" xmlns:cx1="http://schemas.microsoft.com/office/drawing/2015/9/8/chartex" xmlns:cx2="http://schemas.microsoft.com/office/drawing/2015/10/21/chartex" xmlns:cx3="http://schemas.microsoft.com/office/drawing/2016/5/9/chartex" xmlns:cx4="http://schemas.microsoft.com/office/drawing/2016/5/10/chartex" xmlns:cx5="http://schemas.microsoft.com/office/drawing/2016/5/11/chartex" xmlns:cx6="http://schemas.microsoft.com/office/drawing/2016/5/12/chartex" xmlns:cx7="http://schemas.microsoft.com/office/drawing/2016/5/13/chartex" xmlns:cx8="http://schemas.microsoft.com/office/drawing/2016/5/14/chartex" xmlns:mc="http://schemas.openxmlformats.org/markup-compatibility/2006" xmlns:aink="http://schemas.microsoft.com/office/drawing/2016/ink" xmlns:am3d="http://schemas.microsoft.com/office/drawing/2017/model3d" xmlns:o="urn:schemas-microsoft-com:office:office" xmlns:oel="http://schemas.microsoft.com/office/2019/extlst" xmlns:r="http://schemas.openxmlformats.org/officeDocument/2006/relationships" xmlns:m="http://schemas.openxmlformats.org/officeDocument/2006/math" xmlns:v="urn:schemas-microsoft-com:vml" xmlns:wp14="http://schemas.microsoft.com/office/word/2010/wordprocessingDrawing" xmlns:wp="http://schemas.openxmlformats.org/drawingml/2006/wordprocessingDrawing" xmlns:w10="urn:schemas-microsoft-com:office:word" xmlns:w="http://schemas.openxmlformats.org/wordprocessingml/2006/main" xmlns:w14="http://schemas.microsoft.com/office/word/2010/wordml" xmlns:w15="http://schemas.microsoft.com/office/word/2012/wordml" xmlns:w16cex="http://schemas.microsoft.com/office/word/2018/wordml/cex" xmlns:w16cid="http://schemas.microsoft.com/office/word/2016/wordml/cid" xmlns:w16="http://schemas.microsoft.com/office/word/2018/wordml" xmlns:w16du="http://schemas.microsoft.com/office/word/2023/wordml/word16du" xmlns:w16sdtdh="http://schemas.microsoft.com/office/word/2020/wordml/sdtdatahash" xmlns:w16sdtfl="http://schemas.microsoft.com/office/word/2024/wordml/sdtformatlock" xmlns:w16se="http://schemas.microsoft.com/office/word/2015/wordml/symex" xmlns:wpg="http://schemas.microsoft.com/office/word/2010/wordprocessingGroup" xmlns:wpi="http://schemas.microsoft.com/office/word/2010/wordprocessingInk" xmlns:wne="http://schemas.microsoft.com/office/word/2006/wordml" xmlns:wps="http://schemas.microsoft.com/office/word/2010/wordprocessingShape" mc:Ignorable="w14 w15 w16se w16cid w16 w16cex w16sdtdh w16sdtfl w16du wp14">
+  <w:abstractNum w:abstractNumId="0" w15:restartNumberingAfterBreak="0">
+    <w:nsid w:val="01280D1E"/>
+    <w:multiLevelType w:val="multilevel"/>
+    <w:tmpl w:val="F9AE2E68"/>
+    <w:lvl w:ilvl="0">
+      <w:start w:val="1"/>
+      <w:numFmt w:val="bullet"/>
+      <w:lvlText w:val=""/>
+      <w:lvlJc w:val="left"/>
+      <w:pPr>
+        <w:tabs>
+          <w:tab w:val="num" w:pos="720"/>
+        </w:tabs>
+        <w:ind w:left="720" w:hanging="360"/>
+      </w:pPr>
+      <w:rPr>
+        <w:rFonts w:ascii="Symbol" w:hAnsi="Symbol" w:hint="default"/>
+        <w:sz w:val="20"/>
+      </w:rPr>
+    </w:lvl>
+    <w:lvl w:ilvl="1" w:tentative="1">
+      <w:start w:val="1"/>
+      <w:numFmt w:val="bullet"/>
+      <w:lvlText w:val="o"/>
+      <w:lvlJc w:val="left"/>
+      <w:pPr>
+        <w:tabs>
+          <w:tab w:val="num" w:pos="1440"/>
+        </w:tabs>
+        <w:ind w:left="1440" w:hanging="360"/>
+      </w:pPr>
+      <w:rPr>
+        <w:rFonts w:ascii="Courier New" w:hAnsi="Courier New" w:hint="default"/>
+        <w:sz w:val="20"/>
+      </w:rPr>
+    </w:lvl>
+    <w:lvl w:ilvl="2" w:tentative="1">
+      <w:start w:val="1"/>
+      <w:numFmt w:val="bullet"/>
+      <w:lvlText w:val=""/>
+      <w:lvlJc w:val="left"/>
+      <w:pPr>
+        <w:tabs>
+          <w:tab w:val="num" w:pos="2160"/>
+        </w:tabs>
+        <w:ind w:left="2160" w:hanging="360"/>
+      </w:pPr>
+      <w:rPr>
+        <w:rFonts w:ascii="Wingdings" w:hAnsi="Wingdings" w:hint="default"/>
+        <w:sz w:val="20"/>
+      </w:rPr>
+    </w:lvl>
+    <w:lvl w:ilvl="3" w:tentative="1">
+      <w:start w:val="1"/>
+      <w:numFmt w:val="bullet"/>
+      <w:lvlText w:val=""/>
+      <w:lvlJc w:val="left"/>
+      <w:pPr>
+        <w:tabs>
+          <w:tab w:val="num" w:pos="2880"/>
+        </w:tabs>
+        <w:ind w:left="2880" w:hanging="360"/>
+      </w:pPr>
+      <w:rPr>
+        <w:rFonts w:ascii="Wingdings" w:hAnsi="Wingdings" w:hint="default"/>
+        <w:sz w:val="20"/>
+      </w:rPr>
+    </w:lvl>
+    <w:lvl w:ilvl="4" w:tentative="1">
+      <w:start w:val="1"/>
+      <w:numFmt w:val="bullet"/>
+      <w:lvlText w:val=""/>
+      <w:lvlJc w:val="left"/>
+      <w:pPr>
+        <w:tabs>
+          <w:tab w:val="num" w:pos="3600"/>
+        </w:tabs>
+        <w:ind w:left="3600" w:hanging="360"/>
+      </w:pPr>
+      <w:rPr>
+        <w:rFonts w:ascii="Wingdings" w:hAnsi="Wingdings" w:hint="default"/>
+        <w:sz w:val="20"/>
+      </w:rPr>
+    </w:lvl>
+    <w:lvl w:ilvl="5" w:tentative="1">
+      <w:start w:val="1"/>
+      <w:numFmt w:val="bullet"/>
+      <w:lvlText w:val=""/>
+      <w:lvlJc w:val="left"/>
+      <w:pPr>
+        <w:tabs>
+          <w:tab w:val="num" w:pos="4320"/>
+        </w:tabs>
+        <w:ind w:left="4320" w:hanging="360"/>
+      </w:pPr>
+      <w:rPr>
+        <w:rFonts w:ascii="Wingdings" w:hAnsi="Wingdings" w:hint="default"/>
+        <w:sz w:val="20"/>
+      </w:rPr>
+    </w:lvl>
+    <w:lvl w:ilvl="6" w:tentative="1">
+      <w:start w:val="1"/>
+      <w:numFmt w:val="bullet"/>
+      <w:lvlText w:val=""/>
+      <w:lvlJc w:val="left"/>
+      <w:pPr>
+        <w:tabs>
+          <w:tab w:val="num" w:pos="5040"/>
+        </w:tabs>
+        <w:ind w:left="5040" w:hanging="360"/>
+      </w:pPr>
+      <w:rPr>
+        <w:rFonts w:ascii="Wingdings" w:hAnsi="Wingdings" w:hint="default"/>
+        <w:sz w:val="20"/>
+      </w:rPr>
+    </w:lvl>
+    <w:lvl w:ilvl="7" w:tentative="1">
+      <w:start w:val="1"/>
+      <w:numFmt w:val="bullet"/>
+      <w:lvlText w:val=""/>
+      <w:lvlJc w:val="left"/>
+      <w:pPr>
+        <w:tabs>
+          <w:tab w:val="num" w:pos="5760"/>
+        </w:tabs>
+        <w:ind w:left="5760" w:hanging="360"/>
+      </w:pPr>
+      <w:rPr>
+        <w:rFonts w:ascii="Wingdings" w:hAnsi="Wingdings" w:hint="default"/>
+        <w:sz w:val="20"/>
+      </w:rPr>
+    </w:lvl>
+    <w:lvl w:ilvl="8" w:tentative="1">
+      <w:start w:val="1"/>
+      <w:numFmt w:val="bullet"/>
+      <w:lvlText w:val=""/>
+      <w:lvlJc w:val="left"/>
+      <w:pPr>
+        <w:tabs>
+          <w:tab w:val="num" w:pos="6480"/>
+        </w:tabs>
+        <w:ind w:left="6480" w:hanging="360"/>
+      </w:pPr>
+      <w:rPr>
+        <w:rFonts w:ascii="Wingdings" w:hAnsi="Wingdings" w:hint="default"/>
+        <w:sz w:val="20"/>
+      </w:rPr>
+    </w:lvl>
+  </w:abstractNum>
+  <w:abstractNum w:abstractNumId="1" w15:restartNumberingAfterBreak="0">
+    <w:nsid w:val="09AD6F6A"/>
+    <w:multiLevelType w:val="multilevel"/>
+    <w:tmpl w:val="2102906A"/>
+    <w:lvl w:ilvl="0">
+      <w:start w:val="1"/>
+      <w:numFmt w:val="bullet"/>
+      <w:lvlText w:val=""/>
+      <w:lvlJc w:val="left"/>
+      <w:pPr>
+        <w:tabs>
+          <w:tab w:val="num" w:pos="720"/>
+        </w:tabs>
+        <w:ind w:left="720" w:hanging="360"/>
+      </w:pPr>
+      <w:rPr>
+        <w:rFonts w:ascii="Symbol" w:hAnsi="Symbol" w:hint="default"/>
+        <w:sz w:val="20"/>
+      </w:rPr>
+    </w:lvl>
+    <w:lvl w:ilvl="1" w:tentative="1">
+      <w:start w:val="1"/>
+      <w:numFmt w:val="bullet"/>
+      <w:lvlText w:val="o"/>
+      <w:lvlJc w:val="left"/>
+      <w:pPr>
+        <w:tabs>
+          <w:tab w:val="num" w:pos="1440"/>
+        </w:tabs>
+        <w:ind w:left="1440" w:hanging="360"/>
+      </w:pPr>
+      <w:rPr>
+        <w:rFonts w:ascii="Courier New" w:hAnsi="Courier New" w:hint="default"/>
+        <w:sz w:val="20"/>
+      </w:rPr>
+    </w:lvl>
+    <w:lvl w:ilvl="2" w:tentative="1">
+      <w:start w:val="1"/>
+      <w:numFmt w:val="bullet"/>
+      <w:lvlText w:val=""/>
+      <w:lvlJc w:val="left"/>
+      <w:pPr>
+        <w:tabs>
+          <w:tab w:val="num" w:pos="2160"/>
+        </w:tabs>
+        <w:ind w:left="2160" w:hanging="360"/>
+      </w:pPr>
+      <w:rPr>
+        <w:rFonts w:ascii="Wingdings" w:hAnsi="Wingdings" w:hint="default"/>
+        <w:sz w:val="20"/>
+      </w:rPr>
+    </w:lvl>
+    <w:lvl w:ilvl="3" w:tentative="1">
+      <w:start w:val="1"/>
+      <w:numFmt w:val="bullet"/>
+      <w:lvlText w:val=""/>
+      <w:lvlJc w:val="left"/>
+      <w:pPr>
+        <w:tabs>
+          <w:tab w:val="num" w:pos="2880"/>
+        </w:tabs>
+        <w:ind w:left="2880" w:hanging="360"/>
+      </w:pPr>
+      <w:rPr>
+        <w:rFonts w:ascii="Wingdings" w:hAnsi="Wingdings" w:hint="default"/>
+        <w:sz w:val="20"/>
+      </w:rPr>
+    </w:lvl>
+    <w:lvl w:ilvl="4" w:tentative="1">
+      <w:start w:val="1"/>
+      <w:numFmt w:val="bullet"/>
+      <w:lvlText w:val=""/>
+      <w:lvlJc w:val="left"/>
+      <w:pPr>
+        <w:tabs>
+          <w:tab w:val="num" w:pos="3600"/>
+        </w:tabs>
+        <w:ind w:left="3600" w:hanging="360"/>
+      </w:pPr>
+      <w:rPr>
+        <w:rFonts w:ascii="Wingdings" w:hAnsi="Wingdings" w:hint="default"/>
+        <w:sz w:val="20"/>
+      </w:rPr>
+    </w:lvl>
+    <w:lvl w:ilvl="5" w:tentative="1">
+      <w:start w:val="1"/>
+      <w:numFmt w:val="bullet"/>
+      <w:lvlText w:val=""/>
+      <w:lvlJc w:val="left"/>
+      <w:pPr>
+        <w:tabs>
+          <w:tab w:val="num" w:pos="4320"/>
+        </w:tabs>
+        <w:ind w:left="4320" w:hanging="360"/>
+      </w:pPr>
+      <w:rPr>
+        <w:rFonts w:ascii="Wingdings" w:hAnsi="Wingdings" w:hint="default"/>
+        <w:sz w:val="20"/>
+      </w:rPr>
+    </w:lvl>
+    <w:lvl w:ilvl="6" w:tentative="1">
+      <w:start w:val="1"/>
+      <w:numFmt w:val="bullet"/>
+      <w:lvlText w:val=""/>
+      <w:lvlJc w:val="left"/>
+      <w:pPr>
+        <w:tabs>
+          <w:tab w:val="num" w:pos="5040"/>
+        </w:tabs>
+        <w:ind w:left="5040" w:hanging="360"/>
+      </w:pPr>
+      <w:rPr>
+        <w:rFonts w:ascii="Wingdings" w:hAnsi="Wingdings" w:hint="default"/>
+        <w:sz w:val="20"/>
+      </w:rPr>
+    </w:lvl>
+    <w:lvl w:ilvl="7" w:tentative="1">
+      <w:start w:val="1"/>
+      <w:numFmt w:val="bullet"/>
+      <w:lvlText w:val=""/>
+      <w:lvlJc w:val="left"/>
+      <w:pPr>
+        <w:tabs>
+          <w:tab w:val="num" w:pos="5760"/>
+        </w:tabs>
+        <w:ind w:left="5760" w:hanging="360"/>
+      </w:pPr>
+      <w:rPr>
+        <w:rFonts w:ascii="Wingdings" w:hAnsi="Wingdings" w:hint="default"/>
+        <w:sz w:val="20"/>
+      </w:rPr>
+    </w:lvl>
+    <w:lvl w:ilvl="8" w:tentative="1">
+      <w:start w:val="1"/>
+      <w:numFmt w:val="bullet"/>
+      <w:lvlText w:val=""/>
+      <w:lvlJc w:val="left"/>
+      <w:pPr>
+        <w:tabs>
+          <w:tab w:val="num" w:pos="6480"/>
+        </w:tabs>
+        <w:ind w:left="6480" w:hanging="360"/>
+      </w:pPr>
+      <w:rPr>
+        <w:rFonts w:ascii="Wingdings" w:hAnsi="Wingdings" w:hint="default"/>
+        <w:sz w:val="20"/>
+      </w:rPr>
+    </w:lvl>
+  </w:abstractNum>
+  <w:abstractNum w:abstractNumId="2" w15:restartNumberingAfterBreak="0">
+    <w:nsid w:val="443559D7"/>
+    <w:multiLevelType w:val="hybridMultilevel"/>
+    <w:tmpl w:val="B31E2066"/>
+    <w:lvl w:ilvl="0" w:tplc="08090001">
+      <w:start w:val="1"/>
+      <w:numFmt w:val="bullet"/>
+      <w:lvlText w:val=""/>
+      <w:lvlJc w:val="left"/>
+      <w:pPr>
+        <w:ind w:left="1440" w:hanging="360"/>
+      </w:pPr>
+      <w:rPr>
+        <w:rFonts w:ascii="Symbol" w:hAnsi="Symbol" w:hint="default"/>
+      </w:rPr>
+    </w:lvl>
+    <w:lvl w:ilvl="1" w:tplc="08090003" w:tentative="1">
+      <w:start w:val="1"/>
+      <w:numFmt w:val="bullet"/>
+      <w:lvlText w:val="o"/>
+      <w:lvlJc w:val="left"/>
+      <w:pPr>
+        <w:ind w:left="2160" w:hanging="360"/>
+      </w:pPr>
+      <w:rPr>
+        <w:rFonts w:ascii="Courier New" w:hAnsi="Courier New" w:hint="default"/>
+      </w:rPr>
+    </w:lvl>
+    <w:lvl w:ilvl="2" w:tplc="08090005" w:tentative="1">
+      <w:start w:val="1"/>
+      <w:numFmt w:val="bullet"/>
+      <w:lvlText w:val=""/>
+      <w:lvlJc w:val="left"/>
+      <w:pPr>
+        <w:ind w:left="2880" w:hanging="360"/>
+      </w:pPr>
+      <w:rPr>
+        <w:rFonts w:ascii="Wingdings" w:hAnsi="Wingdings" w:hint="default"/>
+      </w:rPr>
+    </w:lvl>
+    <w:lvl w:ilvl="3" w:tplc="08090001" w:tentative="1">
+      <w:start w:val="1"/>
+      <w:numFmt w:val="bullet"/>
+      <w:lvlText w:val=""/>
+      <w:lvlJc w:val="left"/>
+      <w:pPr>
+        <w:ind w:left="3600" w:hanging="360"/>
+      </w:pPr>
+      <w:rPr>
+        <w:rFonts w:ascii="Symbol" w:hAnsi="Symbol" w:hint="default"/>
+      </w:rPr>
+    </w:lvl>
+    <w:lvl w:ilvl="4" w:tplc="08090003" w:tentative="1">
+      <w:start w:val="1"/>
+      <w:numFmt w:val="bullet"/>
+      <w:lvlText w:val="o"/>
+      <w:lvlJc w:val="left"/>
+      <w:pPr>
+        <w:ind w:left="4320" w:hanging="360"/>
+      </w:pPr>
+      <w:rPr>
+        <w:rFonts w:ascii="Courier New" w:hAnsi="Courier New" w:hint="default"/>
+      </w:rPr>
+    </w:lvl>
+    <w:lvl w:ilvl="5" w:tplc="08090005" w:tentative="1">
+      <w:start w:val="1"/>
+      <w:numFmt w:val="bullet"/>
+      <w:lvlText w:val=""/>
+      <w:lvlJc w:val="left"/>
+      <w:pPr>
+        <w:ind w:left="5040" w:hanging="360"/>
+      </w:pPr>
+      <w:rPr>
+        <w:rFonts w:ascii="Wingdings" w:hAnsi="Wingdings" w:hint="default"/>
+      </w:rPr>
+    </w:lvl>
+    <w:lvl w:ilvl="6" w:tplc="08090001" w:tentative="1">
+      <w:start w:val="1"/>
+      <w:numFmt w:val="bullet"/>
+      <w:lvlText w:val=""/>
+      <w:lvlJc w:val="left"/>
+      <w:pPr>
+        <w:ind w:left="5760" w:hanging="360"/>
+      </w:pPr>
+      <w:rPr>
+        <w:rFonts w:ascii="Symbol" w:hAnsi="Symbol" w:hint="default"/>
+      </w:rPr>
+    </w:lvl>
+    <w:lvl w:ilvl="7" w:tplc="08090003" w:tentative="1">
+      <w:start w:val="1"/>
+      <w:numFmt w:val="bullet"/>
+      <w:lvlText w:val="o"/>
+      <w:lvlJc w:val="left"/>
+      <w:pPr>
+        <w:ind w:left="6480" w:hanging="360"/>
+      </w:pPr>
+      <w:rPr>
+        <w:rFonts w:ascii="Courier New" w:hAnsi="Courier New" w:hint="default"/>
+      </w:rPr>
+    </w:lvl>
+    <w:lvl w:ilvl="8" w:tplc="08090005" w:tentative="1">
+      <w:start w:val="1"/>
+      <w:numFmt w:val="bullet"/>
+      <w:lvlText w:val=""/>
+      <w:lvlJc w:val="left"/>
+      <w:pPr>
+        <w:ind w:left="7200" w:hanging="360"/>
+      </w:pPr>
+      <w:rPr>
+        <w:rFonts w:ascii="Wingdings" w:hAnsi="Wingdings" w:hint="default"/>
+      </w:rPr>
+    </w:lvl>
+  </w:abstractNum>
+  <w:abstractNum w:abstractNumId="3" w15:restartNumberingAfterBreak="0">
+    <w:nsid w:val="50742E8F"/>
+    <w:multiLevelType w:val="multilevel"/>
+    <w:tmpl w:val="9E3AB1BA"/>
+    <w:lvl w:ilvl="0">
+      <w:start w:val="1"/>
+      <w:numFmt w:val="bullet"/>
+      <w:lvlText w:val=""/>
+      <w:lvlJc w:val="left"/>
+      <w:pPr>
+        <w:tabs>
+          <w:tab w:val="num" w:pos="720"/>
+        </w:tabs>
+        <w:ind w:left="720" w:hanging="360"/>
+      </w:pPr>
+      <w:rPr>
+        <w:rFonts w:ascii="Symbol" w:hAnsi="Symbol" w:hint="default"/>
+        <w:sz w:val="20"/>
+      </w:rPr>
+    </w:lvl>
+    <w:lvl w:ilvl="1" w:tentative="1">
+      <w:start w:val="1"/>
+      <w:numFmt w:val="bullet"/>
+      <w:lvlText w:val="o"/>
+      <w:lvlJc w:val="left"/>
+      <w:pPr>
+        <w:tabs>
+          <w:tab w:val="num" w:pos="1440"/>
+        </w:tabs>
+        <w:ind w:left="1440" w:hanging="360"/>
+      </w:pPr>
+      <w:rPr>
+        <w:rFonts w:ascii="Courier New" w:hAnsi="Courier New" w:hint="default"/>
+        <w:sz w:val="20"/>
+      </w:rPr>
+    </w:lvl>
+    <w:lvl w:ilvl="2" w:tentative="1">
+      <w:start w:val="1"/>
+      <w:numFmt w:val="bullet"/>
+      <w:lvlText w:val=""/>
+      <w:lvlJc w:val="left"/>
+      <w:pPr>
+        <w:tabs>
+          <w:tab w:val="num" w:pos="2160"/>
+        </w:tabs>
+        <w:ind w:left="2160" w:hanging="360"/>
+      </w:pPr>
+      <w:rPr>
+        <w:rFonts w:ascii="Wingdings" w:hAnsi="Wingdings" w:hint="default"/>
+        <w:sz w:val="20"/>
+      </w:rPr>
+    </w:lvl>
+    <w:lvl w:ilvl="3" w:tentative="1">
+      <w:start w:val="1"/>
+      <w:numFmt w:val="bullet"/>
+      <w:lvlText w:val=""/>
+      <w:lvlJc w:val="left"/>
+      <w:pPr>
+        <w:tabs>
+          <w:tab w:val="num" w:pos="2880"/>
+        </w:tabs>
+        <w:ind w:left="2880" w:hanging="360"/>
+      </w:pPr>
+      <w:rPr>
+        <w:rFonts w:ascii="Wingdings" w:hAnsi="Wingdings" w:hint="default"/>
+        <w:sz w:val="20"/>
+      </w:rPr>
+    </w:lvl>
+    <w:lvl w:ilvl="4" w:tentative="1">
+      <w:start w:val="1"/>
+      <w:numFmt w:val="bullet"/>
+      <w:lvlText w:val=""/>
+      <w:lvlJc w:val="left"/>
+      <w:pPr>
+        <w:tabs>
+          <w:tab w:val="num" w:pos="3600"/>
+        </w:tabs>
+        <w:ind w:left="3600" w:hanging="360"/>
+      </w:pPr>
+      <w:rPr>
+        <w:rFonts w:ascii="Wingdings" w:hAnsi="Wingdings" w:hint="default"/>
+        <w:sz w:val="20"/>
+      </w:rPr>
+    </w:lvl>
+    <w:lvl w:ilvl="5" w:tentative="1">
+      <w:start w:val="1"/>
+      <w:numFmt w:val="bullet"/>
+      <w:lvlText w:val=""/>
+      <w:lvlJc w:val="left"/>
+      <w:pPr>
+        <w:tabs>
+          <w:tab w:val="num" w:pos="4320"/>
+        </w:tabs>
+        <w:ind w:left="4320" w:hanging="360"/>
+      </w:pPr>
+      <w:rPr>
+        <w:rFonts w:ascii="Wingdings" w:hAnsi="Wingdings" w:hint="default"/>
+        <w:sz w:val="20"/>
+      </w:rPr>
+    </w:lvl>
+    <w:lvl w:ilvl="6" w:tentative="1">
+      <w:start w:val="1"/>
+      <w:numFmt w:val="bullet"/>
+      <w:lvlText w:val=""/>
+      <w:lvlJc w:val="left"/>
+      <w:pPr>
+        <w:tabs>
+          <w:tab w:val="num" w:pos="5040"/>
+        </w:tabs>
+        <w:ind w:left="5040" w:hanging="360"/>
+      </w:pPr>
+      <w:rPr>
+        <w:rFonts w:ascii="Wingdings" w:hAnsi="Wingdings" w:hint="default"/>
+        <w:sz w:val="20"/>
+      </w:rPr>
+    </w:lvl>
+    <w:lvl w:ilvl="7" w:tentative="1">
+      <w:start w:val="1"/>
+      <w:numFmt w:val="bullet"/>
+      <w:lvlText w:val=""/>
+      <w:lvlJc w:val="left"/>
+      <w:pPr>
+        <w:tabs>
+          <w:tab w:val="num" w:pos="5760"/>
+        </w:tabs>
+        <w:ind w:left="5760" w:hanging="360"/>
+      </w:pPr>
+      <w:rPr>
+        <w:rFonts w:ascii="Wingdings" w:hAnsi="Wingdings" w:hint="default"/>
+        <w:sz w:val="20"/>
+      </w:rPr>
+    </w:lvl>
+    <w:lvl w:ilvl="8" w:tentative="1">
+      <w:start w:val="1"/>
+      <w:numFmt w:val="bullet"/>
+      <w:lvlText w:val=""/>
+      <w:lvlJc w:val="left"/>
+      <w:pPr>
+        <w:tabs>
+          <w:tab w:val="num" w:pos="6480"/>
+        </w:tabs>
+        <w:ind w:left="6480" w:hanging="360"/>
+      </w:pPr>
+      <w:rPr>
+        <w:rFonts w:ascii="Wingdings" w:hAnsi="Wingdings" w:hint="default"/>
+        <w:sz w:val="20"/>
+      </w:rPr>
+    </w:lvl>
+  </w:abstractNum>
+  <w:num w:numId="1" w16cid:durableId="1289051600">
+    <w:abstractNumId w:val="2"/>
+  </w:num>
+  <w:num w:numId="2" w16cid:durableId="1870291641">
+    <w:abstractNumId w:val="3"/>
+  </w:num>
+  <w:num w:numId="3" w16cid:durableId="1210143388">
+    <w:abstractNumId w:val="0"/>
+  </w:num>
+  <w:num w:numId="4" w16cid:durableId="1647587395">
+    <w:abstractNumId w:val="1"/>
+  </w:num>
+</w:numbering>
+</file>
+
 <file path=word/styles.xml><?xml version="1.0" encoding="utf-8"?>
-<w:styles xmlns:mc="http://schemas.openxmlformats.org/markup-compatibility/2006" xmlns:r="http://schemas.openxmlformats.org/officeDocument/2006/relationships" xmlns:w="http://schemas.openxmlformats.org/wordprocessingml/2006/main" xmlns:w14="http://schemas.microsoft.com/office/word/2010/wordml" xmlns:w15="http://schemas.microsoft.com/office/word/2012/wordml" xmlns:w16cex="http://schemas.microsoft.com/office/word/2018/wordml/cex" xmlns:w16cid="http://schemas.microsoft.com/office/word/2016/wordml/cid" xmlns:w16="http://schemas.microsoft.com/office/word/2018/wordml" xmlns:w16sdtdh="http://schemas.microsoft.com/office/word/2020/wordml/sdtdatahash" xmlns:w16se="http://schemas.microsoft.com/office/word/2015/wordml/symex" mc:Ignorable="w14 w15 w16se w16cid w16 w16cex w16sdtdh">
+<w:styles xmlns:mc="http://schemas.openxmlformats.org/markup-compatibility/2006" xmlns:r="http://schemas.openxmlformats.org/officeDocument/2006/relationships" xmlns:w="http://schemas.openxmlformats.org/wordprocessingml/2006/main" xmlns:w14="http://schemas.microsoft.com/office/word/2010/wordml" xmlns:w15="http://schemas.microsoft.com/office/word/2012/wordml" xmlns:w16cex="http://schemas.microsoft.com/office/word/2018/wordml/cex" xmlns:w16cid="http://schemas.microsoft.com/office/word/2016/wordml/cid" xmlns:w16="http://schemas.microsoft.com/office/word/2018/wordml" xmlns:w16du="http://schemas.microsoft.com/office/word/2023/wordml/word16du" xmlns:w16sdtdh="http://schemas.microsoft.com/office/word/2020/wordml/sdtdatahash" xmlns:w16sdtfl="http://schemas.microsoft.com/office/word/2024/wordml/sdtformatlock" xmlns:w16se="http://schemas.microsoft.com/office/word/2015/wordml/symex" mc:Ignorable="w14 w15 w16se w16cid w16 w16cex w16sdtdh w16sdtfl w16du">
   <w:docDefaults>
     <w:rPrDefault>
       <w:rPr>
@@ -1170,6 +2196,28 @@
     <w:name w:val="Normal"/>
     <w:qFormat/>
   </w:style>
+  <w:style w:type="paragraph" w:styleId="Heading3">
+    <w:name w:val="heading 3"/>
+    <w:basedOn w:val="Normal"/>
+    <w:link w:val="Heading3Char"/>
+    <w:uiPriority w:val="9"/>
+    <w:qFormat/>
+    <w:rsid w:val="00D36DD1"/>
+    <w:pPr>
+      <w:spacing w:before="100" w:beforeAutospacing="1" w:after="100" w:afterAutospacing="1"/>
+      <w:outlineLvl w:val="2"/>
+    </w:pPr>
+    <w:rPr>
+      <w:rFonts w:ascii="Times New Roman" w:eastAsia="Times New Roman" w:hAnsi="Times New Roman" w:cs="Times New Roman"/>
+      <w:b/>
+      <w:bCs/>
+      <w:kern w:val="0"/>
+      <w:sz w:val="27"/>
+      <w:szCs w:val="27"/>
+      <w:lang w:eastAsia="en-GB"/>
+      <w14:ligatures w14:val="none"/>
+    </w:rPr>
+  </w:style>
   <w:style w:type="character" w:default="1" w:styleId="DefaultParagraphFont">
     <w:name w:val="Default Paragraph Font"/>
     <w:uiPriority w:val="1"/>
@@ -1196,6 +2244,61 @@
     <w:uiPriority w:val="99"/>
     <w:semiHidden/>
     <w:unhideWhenUsed/>
+  </w:style>
+  <w:style w:type="paragraph" w:styleId="ListParagraph">
+    <w:name w:val="List Paragraph"/>
+    <w:basedOn w:val="Normal"/>
+    <w:uiPriority w:val="34"/>
+    <w:qFormat/>
+    <w:rsid w:val="00C03A35"/>
+    <w:pPr>
+      <w:ind w:left="720"/>
+      <w:contextualSpacing/>
+    </w:pPr>
+  </w:style>
+  <w:style w:type="character" w:customStyle="1" w:styleId="Heading3Char">
+    <w:name w:val="Heading 3 Char"/>
+    <w:basedOn w:val="DefaultParagraphFont"/>
+    <w:link w:val="Heading3"/>
+    <w:uiPriority w:val="9"/>
+    <w:rsid w:val="00D36DD1"/>
+    <w:rPr>
+      <w:rFonts w:ascii="Times New Roman" w:eastAsia="Times New Roman" w:hAnsi="Times New Roman" w:cs="Times New Roman"/>
+      <w:b/>
+      <w:bCs/>
+      <w:kern w:val="0"/>
+      <w:sz w:val="27"/>
+      <w:szCs w:val="27"/>
+      <w:lang w:eastAsia="en-GB"/>
+      <w14:ligatures w14:val="none"/>
+    </w:rPr>
+  </w:style>
+  <w:style w:type="character" w:styleId="Strong">
+    <w:name w:val="Strong"/>
+    <w:basedOn w:val="DefaultParagraphFont"/>
+    <w:uiPriority w:val="22"/>
+    <w:qFormat/>
+    <w:rsid w:val="00D36DD1"/>
+    <w:rPr>
+      <w:b/>
+      <w:bCs/>
+    </w:rPr>
+  </w:style>
+  <w:style w:type="paragraph" w:styleId="NormalWeb">
+    <w:name w:val="Normal (Web)"/>
+    <w:basedOn w:val="Normal"/>
+    <w:uiPriority w:val="99"/>
+    <w:unhideWhenUsed/>
+    <w:rsid w:val="00D36DD1"/>
+    <w:pPr>
+      <w:spacing w:before="100" w:beforeAutospacing="1" w:after="100" w:afterAutospacing="1"/>
+    </w:pPr>
+    <w:rPr>
+      <w:rFonts w:ascii="Times New Roman" w:eastAsia="Times New Roman" w:hAnsi="Times New Roman" w:cs="Times New Roman"/>
+      <w:kern w:val="0"/>
+      <w:lang w:eastAsia="en-GB"/>
+      <w14:ligatures w14:val="none"/>
+    </w:rPr>
   </w:style>
 </w:styles>
 </file>
